--- a/Cooperative AI System (CAS)/CAS_4_ValidationRollout.docx
+++ b/Cooperative AI System (CAS)/CAS_4_ValidationRollout.docx
@@ -13,6 +13,7 @@
         <w:spacing w:before="1800" w:after="240"/>
         <w:jc w:val="center"/>
       </w:pPr>
+      <w:proofErr w:type="gramStart"/>
       <w:r>
         <w:rPr>
           <w:rFonts w:asciiTheme="majorHAnsi" w:hAnsiTheme="majorHAnsi"/>
@@ -23,7 +24,7 @@
           <w:sz w:val="26"/>
           <w:szCs w:val="26"/>
         </w:rPr>
-        <w:t>COOPERATIVE ENTERPRISES</w:t>
+        <w:t>COOPERATIVE</w:t>
       </w:r>
       <w:r>
         <w:rPr>
@@ -35,7 +36,32 @@
           <w:sz w:val="26"/>
           <w:szCs w:val="26"/>
         </w:rPr>
-        <w:t xml:space="preserve"> AI SYSTEM</w:t>
+        <w:t xml:space="preserve"> </w:t>
+      </w:r>
+      <w:r>
+        <w:rPr>
+          <w:rFonts w:asciiTheme="majorHAnsi" w:hAnsiTheme="majorHAnsi"/>
+          <w:b/>
+          <w:bCs/>
+          <w:color w:val="002060"/>
+          <w:spacing w:val="40"/>
+          <w:sz w:val="26"/>
+          <w:szCs w:val="26"/>
+        </w:rPr>
+        <w:t xml:space="preserve"> AI</w:t>
+      </w:r>
+      <w:proofErr w:type="gramEnd"/>
+      <w:r>
+        <w:rPr>
+          <w:rFonts w:asciiTheme="majorHAnsi" w:hAnsiTheme="majorHAnsi"/>
+          <w:b/>
+          <w:bCs/>
+          <w:color w:val="002060"/>
+          <w:spacing w:val="40"/>
+          <w:sz w:val="26"/>
+          <w:szCs w:val="26"/>
+        </w:rPr>
+        <w:t xml:space="preserve"> SYSTEM</w:t>
       </w:r>
     </w:p>
     <w:p>
@@ -110,14 +136,6 @@
           <w:szCs w:val="20"/>
         </w:rPr>
         <w:t xml:space="preserve">Version 2.0 (Consolidated) · August 2026 · </w:t>
-      </w:r>
-      <w:r>
-        <w:rPr>
-          <w:rFonts w:ascii="Cambria" w:hAnsi="Cambria"/>
-          <w:sz w:val="20"/>
-          <w:szCs w:val="20"/>
-        </w:rPr>
-        <w:t>COOPERATIVE ENTERPRISES</w:t>
       </w:r>
     </w:p>
     <w:p>
@@ -141,7 +159,7 @@
           <w:sz w:val="20"/>
           <w:szCs w:val="20"/>
         </w:rPr>
-        <w:t>Cooperative Enterprises</w:t>
+        <w:t>Cooperative</w:t>
       </w:r>
       <w:r>
         <w:rPr>
@@ -150,15 +168,13 @@
         </w:rPr>
         <w:t xml:space="preserve"> AI </w:t>
       </w:r>
-      <w:proofErr w:type="gramStart"/>
       <w:r>
         <w:rPr>
           <w:sz w:val="20"/>
           <w:szCs w:val="20"/>
         </w:rPr>
-        <w:t>System  Consolidated</w:t>
-      </w:r>
-      <w:proofErr w:type="gramEnd"/>
+        <w:t>System Consolidated</w:t>
+      </w:r>
       <w:r>
         <w:rPr>
           <w:sz w:val="20"/>
@@ -210,13 +226,27 @@
         <w:rPr>
           <w:b/>
         </w:rPr>
-        <w:t>COOPERATIVE ENTERPRISES</w:t>
-      </w:r>
+        <w:t>COOPERATIVE</w:t>
+      </w:r>
+      <w:proofErr w:type="gramStart"/>
       <w:r>
         <w:rPr>
           <w:b/>
         </w:rPr>
-        <w:t xml:space="preserve"> AI SYSTEM</w:t>
+        <w:t xml:space="preserve"> </w:t>
+      </w:r>
+      <w:r>
+        <w:rPr>
+          <w:b/>
+        </w:rPr>
+        <w:t xml:space="preserve"> AI</w:t>
+      </w:r>
+      <w:proofErr w:type="gramEnd"/>
+      <w:r>
+        <w:rPr>
+          <w:b/>
+        </w:rPr>
+        <w:t xml:space="preserve"> SYSTEM</w:t>
       </w:r>
     </w:p>
     <w:p>
@@ -244,7 +274,21 @@
           <w:i/>
           <w:iCs/>
         </w:rPr>
-        <w:t>COOPERATIVE ENTERPRISES</w:t>
+        <w:t>COOPERATIVE</w:t>
+      </w:r>
+      <w:r>
+        <w:rPr>
+          <w:i/>
+          <w:iCs/>
+        </w:rPr>
+        <w:t xml:space="preserve"> </w:t>
+      </w:r>
+      <w:r>
+        <w:rPr>
+          <w:i/>
+          <w:iCs/>
+        </w:rPr>
+        <w:t>AI SYSTEMS</w:t>
       </w:r>
     </w:p>
     <w:p>
@@ -401,7 +445,7 @@
         <w:t xml:space="preserve">The </w:t>
       </w:r>
       <w:r>
-        <w:t>Cooperative Enterprises</w:t>
+        <w:t>Cooperative</w:t>
       </w:r>
       <w:r>
         <w:t xml:space="preserve"> AI System Testing &amp; Validation Documentation defines a rigorous process before the pilot begins. That process requires structured policy documents, a named policy steward, a completed test set with correct answers, and multiple readiness gates all of which take time and organizational commitment to produce.</w:t>
@@ -442,7 +486,7 @@
         <w:tblLook w:val="0000" w:firstRow="0" w:lastRow="0" w:firstColumn="0" w:lastColumn="0" w:noHBand="0" w:noVBand="0"/>
       </w:tblPr>
       <w:tblGrid>
-        <w:gridCol w:w="9987"/>
+        <w:gridCol w:w="9768"/>
       </w:tblGrid>
       <w:tr>
         <w:tc>
@@ -537,9 +581,9 @@
         <w:tblLook w:val="0020" w:firstRow="1" w:lastRow="0" w:firstColumn="0" w:lastColumn="0" w:noHBand="0" w:noVBand="0"/>
       </w:tblPr>
       <w:tblGrid>
-        <w:gridCol w:w="2610"/>
-        <w:gridCol w:w="4320"/>
-        <w:gridCol w:w="3908"/>
+        <w:gridCol w:w="2554"/>
+        <w:gridCol w:w="4224"/>
+        <w:gridCol w:w="3822"/>
       </w:tblGrid>
       <w:tr>
         <w:trPr>
@@ -1140,7 +1184,7 @@
         <w:t xml:space="preserve">The simulation is a browser-based working prototype of the </w:t>
       </w:r>
       <w:r>
-        <w:t>Cooperative Enterprises</w:t>
+        <w:t>Cooperative</w:t>
       </w:r>
       <w:r>
         <w:t xml:space="preserve"> AI System staff interface. It is not a mockup or a slide deck. It uses a real AI model through the Anthropic API as its intelligence layer, real </w:t>
@@ -1154,7 +1198,10 @@
         <w:t xml:space="preserve"> governance logic as its governance layer, and a small set of actual </w:t>
       </w:r>
       <w:r>
-        <w:t>COOPERATIVE ENTERPRISES</w:t>
+        <w:t>COOPERATIVE</w:t>
+      </w:r>
+      <w:r>
+        <w:t xml:space="preserve"> </w:t>
       </w:r>
       <w:r>
         <w:t xml:space="preserve"> policy excerpts as its knowledge base.</w:t>
@@ -1195,7 +1242,7 @@
         <w:tblLook w:val="0000" w:firstRow="0" w:lastRow="0" w:firstColumn="0" w:lastColumn="0" w:noHBand="0" w:noVBand="0"/>
       </w:tblPr>
       <w:tblGrid>
-        <w:gridCol w:w="10277"/>
+        <w:gridCol w:w="10052"/>
       </w:tblGrid>
       <w:tr>
         <w:tc>
@@ -1287,10 +1334,10 @@
         <w:tblLook w:val="0020" w:firstRow="1" w:lastRow="0" w:firstColumn="0" w:lastColumn="0" w:noHBand="0" w:noVBand="0"/>
       </w:tblPr>
       <w:tblGrid>
-        <w:gridCol w:w="1882"/>
-        <w:gridCol w:w="3132"/>
-        <w:gridCol w:w="3193"/>
-        <w:gridCol w:w="2340"/>
+        <w:gridCol w:w="1843"/>
+        <w:gridCol w:w="3062"/>
+        <w:gridCol w:w="3122"/>
+        <w:gridCol w:w="2289"/>
       </w:tblGrid>
       <w:tr>
         <w:trPr>
@@ -1617,7 +1664,13 @@
               <w:rPr>
                 <w:rFonts w:eastAsia="Cambria"/>
               </w:rPr>
-              <w:t>Cooperative Enterprises</w:t>
+              <w:t>Cooperative</w:t>
+            </w:r>
+            <w:r>
+              <w:rPr>
+                <w:rFonts w:eastAsia="Cambria"/>
+              </w:rPr>
+              <w:t xml:space="preserve"> </w:t>
             </w:r>
             <w:r>
               <w:rPr>
@@ -1863,7 +1916,13 @@
               <w:rPr>
                 <w:rFonts w:eastAsia="Cambria"/>
               </w:rPr>
-              <w:t>Cooperative Enterprises</w:t>
+              <w:t>Cooperative</w:t>
+            </w:r>
+            <w:r>
+              <w:rPr>
+                <w:rFonts w:eastAsia="Cambria"/>
+              </w:rPr>
+              <w:t xml:space="preserve"> </w:t>
             </w:r>
             <w:r>
               <w:rPr>
@@ -2225,10 +2284,10 @@
         <w:tblLook w:val="0020" w:firstRow="1" w:lastRow="0" w:firstColumn="0" w:lastColumn="0" w:noHBand="0" w:noVBand="0"/>
       </w:tblPr>
       <w:tblGrid>
-        <w:gridCol w:w="2628"/>
-        <w:gridCol w:w="1865"/>
-        <w:gridCol w:w="2815"/>
-        <w:gridCol w:w="2679"/>
+        <w:gridCol w:w="2569"/>
+        <w:gridCol w:w="1826"/>
+        <w:gridCol w:w="2753"/>
+        <w:gridCol w:w="2620"/>
       </w:tblGrid>
       <w:tr>
         <w:trPr>
@@ -3032,9 +3091,9 @@
         <w:tblLook w:val="0020" w:firstRow="1" w:lastRow="0" w:firstColumn="0" w:lastColumn="0" w:noHBand="0" w:noVBand="0"/>
       </w:tblPr>
       <w:tblGrid>
-        <w:gridCol w:w="2598"/>
-        <w:gridCol w:w="4440"/>
-        <w:gridCol w:w="2949"/>
+        <w:gridCol w:w="2542"/>
+        <w:gridCol w:w="4341"/>
+        <w:gridCol w:w="2885"/>
       </w:tblGrid>
       <w:tr>
         <w:trPr>
@@ -3376,7 +3435,13 @@
               <w:rPr>
                 <w:rFonts w:eastAsia="Cambria"/>
               </w:rPr>
-              <w:t>Cooperative Enterprises</w:t>
+              <w:t>Cooperative</w:t>
+            </w:r>
+            <w:r>
+              <w:rPr>
+                <w:rFonts w:eastAsia="Cambria"/>
+              </w:rPr>
+              <w:t xml:space="preserve"> </w:t>
             </w:r>
             <w:r>
               <w:rPr>
@@ -3407,7 +3472,13 @@
               <w:rPr>
                 <w:rFonts w:eastAsia="Cambria"/>
               </w:rPr>
-              <w:t>Cooperative Enterprises</w:t>
+              <w:t>Cooperative</w:t>
+            </w:r>
+            <w:r>
+              <w:rPr>
+                <w:rFonts w:eastAsia="Cambria"/>
+              </w:rPr>
+              <w:t xml:space="preserve"> </w:t>
             </w:r>
             <w:r>
               <w:rPr>
@@ -3493,7 +3564,7 @@
         <w:tblLook w:val="0000" w:firstRow="0" w:lastRow="0" w:firstColumn="0" w:lastColumn="0" w:noHBand="0" w:noVBand="0"/>
       </w:tblPr>
       <w:tblGrid>
-        <w:gridCol w:w="9987"/>
+        <w:gridCol w:w="9768"/>
       </w:tblGrid>
       <w:tr>
         <w:tc>
@@ -3786,13 +3857,19 @@
               <w:rPr>
                 <w:rFonts w:eastAsia="Cambria"/>
               </w:rPr>
-              <w:t>COOPERATIVE ENTERPRISES</w:t>
-            </w:r>
-            <w:r>
-              <w:rPr>
-                <w:rFonts w:eastAsia="Cambria"/>
-              </w:rPr>
-              <w:t xml:space="preserve"> salary loan policy</w:t>
+              <w:t>COOPERATIVE</w:t>
+            </w:r>
+            <w:r>
+              <w:rPr>
+                <w:rFonts w:eastAsia="Cambria"/>
+              </w:rPr>
+              <w:t xml:space="preserve"> </w:t>
+            </w:r>
+            <w:r>
+              <w:rPr>
+                <w:rFonts w:eastAsia="Cambria"/>
+              </w:rPr>
+              <w:t>salary loan policy</w:t>
             </w:r>
           </w:p>
         </w:tc>
@@ -4397,6 +4474,7 @@
         <w:pStyle w:val="Heading3"/>
       </w:pPr>
       <w:r>
+        <w:lastRenderedPageBreak/>
         <w:t>4.2. Technology Stack</w:t>
       </w:r>
     </w:p>
@@ -4417,9 +4495,9 @@
         <w:tblLook w:val="0020" w:firstRow="1" w:lastRow="0" w:firstColumn="0" w:lastColumn="0" w:noHBand="0" w:noVBand="0"/>
       </w:tblPr>
       <w:tblGrid>
-        <w:gridCol w:w="2253"/>
-        <w:gridCol w:w="2697"/>
-        <w:gridCol w:w="5939"/>
+        <w:gridCol w:w="2206"/>
+        <w:gridCol w:w="2639"/>
+        <w:gridCol w:w="5805"/>
       </w:tblGrid>
       <w:tr>
         <w:trPr>
@@ -5038,9 +5116,9 @@
         <w:tblLook w:val="0020" w:firstRow="1" w:lastRow="0" w:firstColumn="0" w:lastColumn="0" w:noHBand="0" w:noVBand="0"/>
       </w:tblPr>
       <w:tblGrid>
-        <w:gridCol w:w="2250"/>
-        <w:gridCol w:w="4680"/>
-        <w:gridCol w:w="4050"/>
+        <w:gridCol w:w="2202"/>
+        <w:gridCol w:w="4576"/>
+        <w:gridCol w:w="3961"/>
       </w:tblGrid>
       <w:tr>
         <w:trPr>
@@ -5526,9 +5604,9 @@
         <w:tblLook w:val="0020" w:firstRow="1" w:lastRow="0" w:firstColumn="0" w:lastColumn="0" w:noHBand="0" w:noVBand="0"/>
       </w:tblPr>
       <w:tblGrid>
-        <w:gridCol w:w="2988"/>
-        <w:gridCol w:w="2520"/>
-        <w:gridCol w:w="4479"/>
+        <w:gridCol w:w="2923"/>
+        <w:gridCol w:w="2466"/>
+        <w:gridCol w:w="4379"/>
       </w:tblGrid>
       <w:tr>
         <w:trPr>
@@ -6175,7 +6253,7 @@
         <w:tblLook w:val="0000" w:firstRow="0" w:lastRow="0" w:firstColumn="0" w:lastColumn="0" w:noHBand="0" w:noVBand="0"/>
       </w:tblPr>
       <w:tblGrid>
-        <w:gridCol w:w="9987"/>
+        <w:gridCol w:w="9768"/>
       </w:tblGrid>
       <w:tr>
         <w:tc>
@@ -6256,10 +6334,18 @@
         <w:t xml:space="preserve">For </w:t>
       </w:r>
       <w:r>
-        <w:t>COOPERATIVE ENTERPRISES</w:t>
-      </w:r>
-      <w:r>
-        <w:t xml:space="preserve"> management, this document answers the question that no architecture diagram can answer on its own: what will we actually know after the simulation runs that we do not know now, and how will that knowledge change our decisions?</w:t>
+        <w:t>COOPERATIVE</w:t>
+      </w:r>
+      <w:r>
+        <w:t xml:space="preserve"> </w:t>
+      </w:r>
+      <w:r>
+        <w:t xml:space="preserve"> management, this document answers the question that no architecture diagram can answer on its own: what will we actually know after the simulation runs that we do not know now, and how will that knowledge change our de</w:t>
+      </w:r>
+      <w:bookmarkStart w:id="7" w:name="_GoBack"/>
+      <w:bookmarkEnd w:id="7"/>
+      <w:r>
+        <w:t>cisions?</w:t>
       </w:r>
     </w:p>
     <w:p>
@@ -6270,10 +6356,18 @@
         <w:t xml:space="preserve">The answer is specific. After the simulation runs, </w:t>
       </w:r>
       <w:r>
-        <w:t>COOPERATIVE ENTERPRISES</w:t>
-      </w:r>
-      <w:r>
-        <w:t xml:space="preserve"> will know whether staff find</w:t>
+        <w:t>COOPERATIVE</w:t>
+      </w:r>
+      <w:proofErr w:type="gramStart"/>
+      <w:r>
+        <w:t xml:space="preserve"> </w:t>
+      </w:r>
+      <w:r>
+        <w:t xml:space="preserve"> will</w:t>
+      </w:r>
+      <w:proofErr w:type="gramEnd"/>
+      <w:r>
+        <w:t xml:space="preserve"> know whether staff find</w:t>
       </w:r>
       <w:r>
         <w:t>. T</w:t>
@@ -6358,11 +6452,19 @@
       <w:pPr>
         <w:pStyle w:val="BodyText"/>
       </w:pPr>
-      <w:r>
-        <w:t>Cooperative Enterprises</w:t>
-      </w:r>
-      <w:r>
-        <w:t xml:space="preserve"> AI </w:t>
+      <w:proofErr w:type="gramStart"/>
+      <w:r>
+        <w:t>Cooperative</w:t>
+      </w:r>
+      <w:r>
+        <w:t xml:space="preserve"> </w:t>
+      </w:r>
+      <w:r>
+        <w:t xml:space="preserve"> AI</w:t>
+      </w:r>
+      <w:proofErr w:type="gramEnd"/>
+      <w:r>
+        <w:t xml:space="preserve"> </w:t>
       </w:r>
       <w:r>
         <w:t>System Simulation</w:t>
@@ -6371,7 +6473,10 @@
         <w:t xml:space="preserve"> Plan | </w:t>
       </w:r>
       <w:r>
-        <w:t>COOPERATIVE ENTERPRISES</w:t>
+        <w:t>COOPERATIVE</w:t>
+      </w:r>
+      <w:r>
+        <w:t xml:space="preserve"> </w:t>
       </w:r>
       <w:r>
         <w:t xml:space="preserve"> | June 2026</w:t>
@@ -6382,7 +6487,7 @@
       <w:pPr>
         <w:pStyle w:val="Heading1"/>
       </w:pPr>
-      <w:bookmarkStart w:id="7" w:name="part-b-testing-validation-documentation"/>
+      <w:bookmarkStart w:id="8" w:name="part-b-testing-validation-documentation"/>
       <w:r>
         <w:t xml:space="preserve">Part </w:t>
       </w:r>
@@ -6423,11 +6528,19 @@
       <w:r>
         <w:t xml:space="preserve">Testing a system before its prerequisites are met produces misleading results. This checklist defines what must be true before any query is run against the </w:t>
       </w:r>
-      <w:r>
-        <w:t>Cooperative Enterprises</w:t>
-      </w:r>
-      <w:r>
-        <w:t xml:space="preserve"> AI System. Complete every item in sequence. Do not begin Part 2 until all gates are cleared.</w:t>
+      <w:proofErr w:type="gramStart"/>
+      <w:r>
+        <w:t>Cooperative</w:t>
+      </w:r>
+      <w:r>
+        <w:t xml:space="preserve"> </w:t>
+      </w:r>
+      <w:r>
+        <w:t xml:space="preserve"> AI</w:t>
+      </w:r>
+      <w:proofErr w:type="gramEnd"/>
+      <w:r>
+        <w:t xml:space="preserve"> System. Complete every item in sequence. Do not begin Part 2 until all gates are cleared.</w:t>
       </w:r>
     </w:p>
     <w:p>
@@ -6494,12 +6607,12 @@
         <w:tblLook w:val="0020" w:firstRow="1" w:lastRow="0" w:firstColumn="0" w:lastColumn="0" w:noHBand="0" w:noVBand="0"/>
       </w:tblPr>
       <w:tblGrid>
-        <w:gridCol w:w="2159"/>
-        <w:gridCol w:w="1980"/>
-        <w:gridCol w:w="2070"/>
-        <w:gridCol w:w="1440"/>
-        <w:gridCol w:w="1891"/>
-        <w:gridCol w:w="1349"/>
+        <w:gridCol w:w="2110"/>
+        <w:gridCol w:w="1936"/>
+        <w:gridCol w:w="2024"/>
+        <w:gridCol w:w="1410"/>
+        <w:gridCol w:w="1849"/>
+        <w:gridCol w:w="1321"/>
       </w:tblGrid>
       <w:tr>
         <w:trPr>
@@ -7361,7 +7474,7 @@
         <w:tblLook w:val="0000" w:firstRow="0" w:lastRow="0" w:firstColumn="0" w:lastColumn="0" w:noHBand="0" w:noVBand="0"/>
       </w:tblPr>
       <w:tblGrid>
-        <w:gridCol w:w="9987"/>
+        <w:gridCol w:w="9768"/>
       </w:tblGrid>
       <w:tr>
         <w:tc>
@@ -7389,8 +7502,8 @@
               </w:rPr>
               <w:t xml:space="preserve"> Raw PDFs are not sufficient. Each policy section must carry a unique ID (e.g., SLP-4.1 for Salary Loan Policy, Section 4.1) so that AI citations can be traced to the exact source. Without section IDs, audit logging is incomplete.</w:t>
             </w:r>
-            <w:bookmarkStart w:id="8" w:name="policy-structuring-requirement"/>
-            <w:bookmarkEnd w:id="8"/>
+            <w:bookmarkStart w:id="9" w:name="policy-structuring-requirement"/>
+            <w:bookmarkEnd w:id="9"/>
           </w:p>
         </w:tc>
       </w:tr>
@@ -7434,11 +7547,11 @@
         <w:tblLook w:val="0020" w:firstRow="1" w:lastRow="0" w:firstColumn="0" w:lastColumn="0" w:noHBand="0" w:noVBand="0"/>
       </w:tblPr>
       <w:tblGrid>
-        <w:gridCol w:w="1776"/>
-        <w:gridCol w:w="3642"/>
-        <w:gridCol w:w="1620"/>
-        <w:gridCol w:w="1284"/>
-        <w:gridCol w:w="1665"/>
+        <w:gridCol w:w="1738"/>
+        <w:gridCol w:w="3557"/>
+        <w:gridCol w:w="1586"/>
+        <w:gridCol w:w="1258"/>
+        <w:gridCol w:w="1629"/>
       </w:tblGrid>
       <w:tr>
         <w:trPr>
@@ -8216,9 +8329,9 @@
         <w:tblLook w:val="0020" w:firstRow="1" w:lastRow="0" w:firstColumn="0" w:lastColumn="0" w:noHBand="0" w:noVBand="0"/>
       </w:tblPr>
       <w:tblGrid>
-        <w:gridCol w:w="3168"/>
-        <w:gridCol w:w="4410"/>
-        <w:gridCol w:w="2409"/>
+        <w:gridCol w:w="3099"/>
+        <w:gridCol w:w="4311"/>
+        <w:gridCol w:w="2358"/>
       </w:tblGrid>
       <w:tr>
         <w:trPr>
@@ -8874,8 +8987,8 @@
               </w:rPr>
               <w:t>[ ]</w:t>
             </w:r>
-            <w:bookmarkStart w:id="9" w:name="part-1-pre-testing-checklist"/>
-            <w:bookmarkEnd w:id="9"/>
+            <w:bookmarkStart w:id="10" w:name="part-1-pre-testing-checklist"/>
+            <w:bookmarkEnd w:id="10"/>
           </w:p>
         </w:tc>
       </w:tr>
@@ -8903,19 +9016,19 @@
       <w:r>
         <w:t xml:space="preserve">The test set is the ground truth against which all system outputs are measured. It must be constructed by a person who knows </w:t>
       </w:r>
-      <w:r>
-        <w:t>COOPERATIVE ENTERPRISES</w:t>
-      </w:r>
-      <w:r>
-        <w:t xml:space="preserve">'s actual </w:t>
-      </w:r>
       <w:proofErr w:type="gramStart"/>
       <w:r>
-        <w:t>policies  not</w:t>
+        <w:t>COOPERATIVE</w:t>
+      </w:r>
+      <w:r>
+        <w:t xml:space="preserve"> </w:t>
+      </w:r>
+      <w:r>
+        <w:t>'s</w:t>
       </w:r>
       <w:proofErr w:type="gramEnd"/>
       <w:r>
-        <w:t xml:space="preserve"> generated by the AI being tested. Each question must have a correct answer drawn from the actual policy document, with the exact section cited.</w:t>
+        <w:t xml:space="preserve"> actual policies  not generated by the AI being tested. Each question must have a correct answer drawn from the actual policy document, with the exact section cited.</w:t>
       </w:r>
     </w:p>
     <w:p>
@@ -8940,7 +9053,7 @@
         <w:tblLook w:val="0000" w:firstRow="0" w:lastRow="0" w:firstColumn="0" w:lastColumn="0" w:noHBand="0" w:noVBand="0"/>
       </w:tblPr>
       <w:tblGrid>
-        <w:gridCol w:w="9987"/>
+        <w:gridCol w:w="9768"/>
       </w:tblGrid>
       <w:tr>
         <w:tc>
@@ -8969,17 +9082,31 @@
               </w:rPr>
               <w:t xml:space="preserve"> Minimum required: 20 known-answer questions per department scope in the pilot. This document provides the framework and example questions. The policy steward and relevant department heads must supply the correct answers from </w:t>
             </w:r>
-            <w:r>
-              <w:rPr>
-                <w:rFonts w:eastAsia="Cambria"/>
-              </w:rPr>
-              <w:t>COOPERATIVE ENTERPRISES</w:t>
-            </w:r>
-            <w:r>
-              <w:rPr>
-                <w:rFonts w:eastAsia="Cambria"/>
-              </w:rPr>
-              <w:t>'s actual policy documents before testing begins.</w:t>
+            <w:proofErr w:type="gramStart"/>
+            <w:r>
+              <w:rPr>
+                <w:rFonts w:eastAsia="Cambria"/>
+              </w:rPr>
+              <w:t>COOPERATIVE</w:t>
+            </w:r>
+            <w:r>
+              <w:rPr>
+                <w:rFonts w:eastAsia="Cambria"/>
+              </w:rPr>
+              <w:t xml:space="preserve"> </w:t>
+            </w:r>
+            <w:r>
+              <w:rPr>
+                <w:rFonts w:eastAsia="Cambria"/>
+              </w:rPr>
+              <w:t>'s</w:t>
+            </w:r>
+            <w:proofErr w:type="gramEnd"/>
+            <w:r>
+              <w:rPr>
+                <w:rFonts w:eastAsia="Cambria"/>
+              </w:rPr>
+              <w:t xml:space="preserve"> actual policy documents before testing begins.</w:t>
             </w:r>
           </w:p>
         </w:tc>
@@ -9018,9 +9145,9 @@
         <w:tblLook w:val="0020" w:firstRow="1" w:lastRow="0" w:firstColumn="0" w:lastColumn="0" w:noHBand="0" w:noVBand="0"/>
       </w:tblPr>
       <w:tblGrid>
-        <w:gridCol w:w="1998"/>
-        <w:gridCol w:w="2610"/>
-        <w:gridCol w:w="5379"/>
+        <w:gridCol w:w="1956"/>
+        <w:gridCol w:w="2554"/>
+        <w:gridCol w:w="5258"/>
       </w:tblGrid>
       <w:tr>
         <w:trPr>
@@ -9414,11 +9541,19 @@
       <w:r>
         <w:t xml:space="preserve">Minimum 20 questions required. The following are starter cases. Policy steward must supply correct answers from </w:t>
       </w:r>
-      <w:r>
-        <w:t>COOPERATIVE ENTERPRISES</w:t>
-      </w:r>
-      <w:r>
-        <w:t>'s actual Salary Loan Policy, Emergency Loan Policy, and Collection Procedures.</w:t>
+      <w:proofErr w:type="gramStart"/>
+      <w:r>
+        <w:t>COOPERATIVE</w:t>
+      </w:r>
+      <w:r>
+        <w:t xml:space="preserve"> </w:t>
+      </w:r>
+      <w:r>
+        <w:t>'s</w:t>
+      </w:r>
+      <w:proofErr w:type="gramEnd"/>
+      <w:r>
+        <w:t xml:space="preserve"> actual Salary Loan Policy, Emergency Loan Policy, and Collection Procedures.</w:t>
       </w:r>
     </w:p>
     <w:tbl>
@@ -9438,12 +9573,12 @@
         <w:tblLook w:val="0020" w:firstRow="1" w:lastRow="0" w:firstColumn="0" w:lastColumn="0" w:noHBand="0" w:noVBand="0"/>
       </w:tblPr>
       <w:tblGrid>
-        <w:gridCol w:w="1098"/>
-        <w:gridCol w:w="2193"/>
-        <w:gridCol w:w="1227"/>
-        <w:gridCol w:w="1890"/>
-        <w:gridCol w:w="1440"/>
-        <w:gridCol w:w="2139"/>
+        <w:gridCol w:w="1076"/>
+        <w:gridCol w:w="2143"/>
+        <w:gridCol w:w="1202"/>
+        <w:gridCol w:w="1848"/>
+        <w:gridCol w:w="1409"/>
+        <w:gridCol w:w="2090"/>
       </w:tblGrid>
       <w:tr>
         <w:trPr>
@@ -9956,7 +10091,14 @@
               <w:rPr>
                 <w:rFonts w:eastAsia="Cambria"/>
               </w:rPr>
-              <w:t>Correctly identifies the policy rule; flags for human decision if ambiguous</w:t>
+              <w:t xml:space="preserve">Correctly identifies the policy rule; flags for human </w:t>
+            </w:r>
+            <w:r>
+              <w:rPr>
+                <w:rFonts w:eastAsia="Cambria"/>
+              </w:rPr>
+              <w:lastRenderedPageBreak/>
+              <w:t>decision if ambiguous</w:t>
             </w:r>
           </w:p>
         </w:tc>
@@ -10649,786 +10791,6 @@
       </w:pPr>
       <w:r>
         <w:t>Minimum 20 questions required. Scope: financial records only. HR data must not be accessible.</w:t>
-      </w:r>
-    </w:p>
-    <w:tbl>
-      <w:tblPr>
-        <w:tblStyle w:val="Table"/>
-        <w:tblW w:w="4850" w:type="pct"/>
-        <w:tblInd w:w="0" w:type="dxa"/>
-        <w:tblBorders>
-          <w:top w:val="single" w:sz="4" w:space="0" w:color="auto"/>
-          <w:left w:val="single" w:sz="4" w:space="0" w:color="auto"/>
-          <w:bottom w:val="single" w:sz="4" w:space="0" w:color="auto"/>
-          <w:right w:val="single" w:sz="4" w:space="0" w:color="auto"/>
-          <w:insideH w:val="single" w:sz="4" w:space="0" w:color="auto"/>
-          <w:insideV w:val="single" w:sz="4" w:space="0" w:color="auto"/>
-        </w:tblBorders>
-        <w:tblLayout w:type="fixed"/>
-        <w:tblLook w:val="0020" w:firstRow="1" w:lastRow="0" w:firstColumn="0" w:lastColumn="0" w:noHBand="0" w:noVBand="0"/>
-      </w:tblPr>
-      <w:tblGrid>
-        <w:gridCol w:w="1536"/>
-        <w:gridCol w:w="1864"/>
-        <w:gridCol w:w="1647"/>
-        <w:gridCol w:w="1537"/>
-        <w:gridCol w:w="1537"/>
-        <w:gridCol w:w="1866"/>
-      </w:tblGrid>
-      <w:tr>
-        <w:trPr>
-          <w:cnfStyle w:val="100000000000" w:firstRow="1" w:lastRow="0" w:firstColumn="0" w:lastColumn="0" w:oddVBand="0" w:evenVBand="0" w:oddHBand="0" w:evenHBand="0" w:firstRowFirstColumn="0" w:firstRowLastColumn="0" w:lastRowFirstColumn="0" w:lastRowLastColumn="0"/>
-          <w:tblHeader/>
-        </w:trPr>
-        <w:tc>
-          <w:tcPr>
-            <w:tcW w:w="1397" w:type="dxa"/>
-            <w:tcBorders>
-              <w:bottom w:val="none" w:sz="0" w:space="0" w:color="auto"/>
-            </w:tcBorders>
-          </w:tcPr>
-          <w:p>
-            <w:pPr>
-              <w:pStyle w:val="Compact"/>
-              <w:jc w:val="center"/>
-              <w:rPr>
-                <w:rFonts w:ascii="Cambria" w:eastAsia="Cambria" w:hAnsi="Cambria"/>
-              </w:rPr>
-            </w:pPr>
-            <w:r>
-              <w:rPr>
-                <w:rFonts w:eastAsia="Cambria"/>
-                <w:b/>
-                <w:bCs/>
-              </w:rPr>
-              <w:t>ID</w:t>
-            </w:r>
-          </w:p>
-        </w:tc>
-        <w:tc>
-          <w:tcPr>
-            <w:tcW w:w="1695" w:type="dxa"/>
-            <w:tcBorders>
-              <w:bottom w:val="none" w:sz="0" w:space="0" w:color="auto"/>
-            </w:tcBorders>
-          </w:tcPr>
-          <w:p>
-            <w:pPr>
-              <w:pStyle w:val="Compact"/>
-              <w:jc w:val="center"/>
-              <w:rPr>
-                <w:rFonts w:ascii="Cambria" w:eastAsia="Cambria" w:hAnsi="Cambria"/>
-              </w:rPr>
-            </w:pPr>
-            <w:r>
-              <w:rPr>
-                <w:rFonts w:eastAsia="Cambria"/>
-                <w:b/>
-                <w:bCs/>
-              </w:rPr>
-              <w:t>Query</w:t>
-            </w:r>
-          </w:p>
-        </w:tc>
-        <w:tc>
-          <w:tcPr>
-            <w:tcW w:w="1497" w:type="dxa"/>
-            <w:tcBorders>
-              <w:bottom w:val="none" w:sz="0" w:space="0" w:color="auto"/>
-            </w:tcBorders>
-          </w:tcPr>
-          <w:p>
-            <w:pPr>
-              <w:pStyle w:val="Compact"/>
-              <w:jc w:val="center"/>
-              <w:rPr>
-                <w:rFonts w:ascii="Cambria" w:eastAsia="Cambria" w:hAnsi="Cambria"/>
-              </w:rPr>
-            </w:pPr>
-            <w:r>
-              <w:rPr>
-                <w:rFonts w:eastAsia="Cambria"/>
-                <w:b/>
-                <w:bCs/>
-              </w:rPr>
-              <w:t>Category</w:t>
-            </w:r>
-          </w:p>
-        </w:tc>
-        <w:tc>
-          <w:tcPr>
-            <w:tcW w:w="1397" w:type="dxa"/>
-            <w:tcBorders>
-              <w:bottom w:val="none" w:sz="0" w:space="0" w:color="auto"/>
-            </w:tcBorders>
-          </w:tcPr>
-          <w:p>
-            <w:pPr>
-              <w:pStyle w:val="Compact"/>
-              <w:jc w:val="center"/>
-              <w:rPr>
-                <w:rFonts w:ascii="Cambria" w:eastAsia="Cambria" w:hAnsi="Cambria"/>
-              </w:rPr>
-            </w:pPr>
-            <w:r>
-              <w:rPr>
-                <w:rFonts w:eastAsia="Cambria"/>
-                <w:b/>
-                <w:bCs/>
-              </w:rPr>
-              <w:t>Correct Answer (to be filled)</w:t>
-            </w:r>
-          </w:p>
-        </w:tc>
-        <w:tc>
-          <w:tcPr>
-            <w:tcW w:w="1397" w:type="dxa"/>
-            <w:tcBorders>
-              <w:bottom w:val="none" w:sz="0" w:space="0" w:color="auto"/>
-            </w:tcBorders>
-          </w:tcPr>
-          <w:p>
-            <w:pPr>
-              <w:pStyle w:val="Compact"/>
-              <w:jc w:val="center"/>
-              <w:rPr>
-                <w:rFonts w:ascii="Cambria" w:eastAsia="Cambria" w:hAnsi="Cambria"/>
-              </w:rPr>
-            </w:pPr>
-            <w:r>
-              <w:rPr>
-                <w:rFonts w:eastAsia="Cambria"/>
-                <w:b/>
-                <w:bCs/>
-              </w:rPr>
-              <w:t>Citation (to be filled)</w:t>
-            </w:r>
-          </w:p>
-        </w:tc>
-        <w:tc>
-          <w:tcPr>
-            <w:tcW w:w="1696" w:type="dxa"/>
-            <w:tcBorders>
-              <w:bottom w:val="none" w:sz="0" w:space="0" w:color="auto"/>
-            </w:tcBorders>
-          </w:tcPr>
-          <w:p>
-            <w:pPr>
-              <w:pStyle w:val="Compact"/>
-              <w:jc w:val="center"/>
-              <w:rPr>
-                <w:rFonts w:ascii="Cambria" w:eastAsia="Cambria" w:hAnsi="Cambria"/>
-              </w:rPr>
-            </w:pPr>
-            <w:r>
-              <w:rPr>
-                <w:rFonts w:eastAsia="Cambria"/>
-                <w:b/>
-                <w:bCs/>
-              </w:rPr>
-              <w:t>Pass Criteria</w:t>
-            </w:r>
-          </w:p>
-        </w:tc>
-      </w:tr>
-      <w:tr>
-        <w:tc>
-          <w:tcPr>
-            <w:tcW w:w="1397" w:type="dxa"/>
-          </w:tcPr>
-          <w:p>
-            <w:pPr>
-              <w:pStyle w:val="Compact"/>
-              <w:rPr>
-                <w:rFonts w:ascii="Cambria" w:eastAsia="Cambria" w:hAnsi="Cambria"/>
-              </w:rPr>
-            </w:pPr>
-            <w:r>
-              <w:rPr>
-                <w:rFonts w:eastAsia="Cambria"/>
-              </w:rPr>
-              <w:t>TC-ACCT-001</w:t>
-            </w:r>
-          </w:p>
-        </w:tc>
-        <w:tc>
-          <w:tcPr>
-            <w:tcW w:w="1695" w:type="dxa"/>
-          </w:tcPr>
-          <w:p>
-            <w:pPr>
-              <w:pStyle w:val="Compact"/>
-              <w:rPr>
-                <w:rFonts w:ascii="Cambria" w:eastAsia="Cambria" w:hAnsi="Cambria"/>
-              </w:rPr>
-            </w:pPr>
-            <w:r>
-              <w:rPr>
-                <w:rFonts w:eastAsia="Cambria"/>
-              </w:rPr>
-              <w:t>Generate the monthly delinquency report for [month]</w:t>
-            </w:r>
-          </w:p>
-        </w:tc>
-        <w:tc>
-          <w:tcPr>
-            <w:tcW w:w="1497" w:type="dxa"/>
-          </w:tcPr>
-          <w:p>
-            <w:pPr>
-              <w:pStyle w:val="Compact"/>
-              <w:rPr>
-                <w:rFonts w:ascii="Cambria" w:eastAsia="Cambria" w:hAnsi="Cambria"/>
-              </w:rPr>
-            </w:pPr>
-            <w:r>
-              <w:rPr>
-                <w:rFonts w:eastAsia="Cambria"/>
-              </w:rPr>
-              <w:t>Report Generation</w:t>
-            </w:r>
-          </w:p>
-        </w:tc>
-        <w:tc>
-          <w:tcPr>
-            <w:tcW w:w="1397" w:type="dxa"/>
-          </w:tcPr>
-          <w:p>
-            <w:pPr>
-              <w:pStyle w:val="Compact"/>
-              <w:rPr>
-                <w:rFonts w:ascii="Cambria" w:eastAsia="Cambria" w:hAnsi="Cambria"/>
-              </w:rPr>
-            </w:pPr>
-            <w:r>
-              <w:rPr>
-                <w:rFonts w:eastAsia="Cambria"/>
-              </w:rPr>
-              <w:t>[Formatted report]</w:t>
-            </w:r>
-          </w:p>
-        </w:tc>
-        <w:tc>
-          <w:tcPr>
-            <w:tcW w:w="1397" w:type="dxa"/>
-          </w:tcPr>
-          <w:p>
-            <w:pPr>
-              <w:pStyle w:val="Compact"/>
-              <w:rPr>
-                <w:rFonts w:ascii="Cambria" w:eastAsia="Cambria" w:hAnsi="Cambria"/>
-              </w:rPr>
-            </w:pPr>
-            <w:r>
-              <w:rPr>
-                <w:rFonts w:eastAsia="Cambria"/>
-              </w:rPr>
-              <w:t>N/A  database query</w:t>
-            </w:r>
-          </w:p>
-        </w:tc>
-        <w:tc>
-          <w:tcPr>
-            <w:tcW w:w="1696" w:type="dxa"/>
-          </w:tcPr>
-          <w:p>
-            <w:pPr>
-              <w:pStyle w:val="Compact"/>
-              <w:rPr>
-                <w:rFonts w:ascii="Cambria" w:eastAsia="Cambria" w:hAnsi="Cambria"/>
-              </w:rPr>
-            </w:pPr>
-            <w:r>
-              <w:rPr>
-                <w:rFonts w:eastAsia="Cambria"/>
-              </w:rPr>
-              <w:t>Report generated correctly; all fields present; requires human approval before distribution</w:t>
-            </w:r>
-          </w:p>
-        </w:tc>
-      </w:tr>
-      <w:tr>
-        <w:tc>
-          <w:tcPr>
-            <w:tcW w:w="1397" w:type="dxa"/>
-          </w:tcPr>
-          <w:p>
-            <w:pPr>
-              <w:pStyle w:val="Compact"/>
-              <w:rPr>
-                <w:rFonts w:ascii="Cambria" w:eastAsia="Cambria" w:hAnsi="Cambria"/>
-              </w:rPr>
-            </w:pPr>
-            <w:r>
-              <w:rPr>
-                <w:rFonts w:eastAsia="Cambria"/>
-              </w:rPr>
-              <w:t>TC-ACCT-002</w:t>
-            </w:r>
-          </w:p>
-        </w:tc>
-        <w:tc>
-          <w:tcPr>
-            <w:tcW w:w="1695" w:type="dxa"/>
-          </w:tcPr>
-          <w:p>
-            <w:pPr>
-              <w:pStyle w:val="Compact"/>
-              <w:rPr>
-                <w:rFonts w:ascii="Cambria" w:eastAsia="Cambria" w:hAnsi="Cambria"/>
-              </w:rPr>
-            </w:pPr>
-            <w:r>
-              <w:rPr>
-                <w:rFonts w:eastAsia="Cambria"/>
-              </w:rPr>
-              <w:t>What is the total outstanding loan portfolio as of today?</w:t>
-            </w:r>
-          </w:p>
-        </w:tc>
-        <w:tc>
-          <w:tcPr>
-            <w:tcW w:w="1497" w:type="dxa"/>
-          </w:tcPr>
-          <w:p>
-            <w:pPr>
-              <w:pStyle w:val="Compact"/>
-              <w:rPr>
-                <w:rFonts w:ascii="Cambria" w:eastAsia="Cambria" w:hAnsi="Cambria"/>
-              </w:rPr>
-            </w:pPr>
-            <w:r>
-              <w:rPr>
-                <w:rFonts w:eastAsia="Cambria"/>
-              </w:rPr>
-              <w:t>Data Retrieval</w:t>
-            </w:r>
-          </w:p>
-        </w:tc>
-        <w:tc>
-          <w:tcPr>
-            <w:tcW w:w="1397" w:type="dxa"/>
-          </w:tcPr>
-          <w:p>
-            <w:pPr>
-              <w:pStyle w:val="Compact"/>
-              <w:rPr>
-                <w:rFonts w:ascii="Cambria" w:eastAsia="Cambria" w:hAnsi="Cambria"/>
-              </w:rPr>
-            </w:pPr>
-            <w:r>
-              <w:rPr>
-                <w:rFonts w:eastAsia="Cambria"/>
-              </w:rPr>
-              <w:t>[Correct total]</w:t>
-            </w:r>
-          </w:p>
-        </w:tc>
-        <w:tc>
-          <w:tcPr>
-            <w:tcW w:w="1397" w:type="dxa"/>
-          </w:tcPr>
-          <w:p>
-            <w:pPr>
-              <w:pStyle w:val="Compact"/>
-              <w:rPr>
-                <w:rFonts w:ascii="Cambria" w:eastAsia="Cambria" w:hAnsi="Cambria"/>
-              </w:rPr>
-            </w:pPr>
-            <w:r>
-              <w:rPr>
-                <w:rFonts w:eastAsia="Cambria"/>
-              </w:rPr>
-              <w:t>N/A  database query</w:t>
-            </w:r>
-          </w:p>
-        </w:tc>
-        <w:tc>
-          <w:tcPr>
-            <w:tcW w:w="1696" w:type="dxa"/>
-          </w:tcPr>
-          <w:p>
-            <w:pPr>
-              <w:pStyle w:val="Compact"/>
-              <w:rPr>
-                <w:rFonts w:ascii="Cambria" w:eastAsia="Cambria" w:hAnsi="Cambria"/>
-              </w:rPr>
-            </w:pPr>
-            <w:r>
-              <w:rPr>
-                <w:rFonts w:eastAsia="Cambria"/>
-              </w:rPr>
-              <w:t>Returns accurate total; cites data date</w:t>
-            </w:r>
-          </w:p>
-        </w:tc>
-      </w:tr>
-      <w:tr>
-        <w:tc>
-          <w:tcPr>
-            <w:tcW w:w="1397" w:type="dxa"/>
-          </w:tcPr>
-          <w:p>
-            <w:pPr>
-              <w:pStyle w:val="Compact"/>
-              <w:rPr>
-                <w:rFonts w:ascii="Cambria" w:eastAsia="Cambria" w:hAnsi="Cambria"/>
-              </w:rPr>
-            </w:pPr>
-            <w:r>
-              <w:rPr>
-                <w:rFonts w:eastAsia="Cambria"/>
-              </w:rPr>
-              <w:lastRenderedPageBreak/>
-              <w:t>TC-ACCT-003</w:t>
-            </w:r>
-          </w:p>
-        </w:tc>
-        <w:tc>
-          <w:tcPr>
-            <w:tcW w:w="1695" w:type="dxa"/>
-          </w:tcPr>
-          <w:p>
-            <w:pPr>
-              <w:pStyle w:val="Compact"/>
-              <w:rPr>
-                <w:rFonts w:ascii="Cambria" w:eastAsia="Cambria" w:hAnsi="Cambria"/>
-              </w:rPr>
-            </w:pPr>
-            <w:r>
-              <w:rPr>
-                <w:rFonts w:eastAsia="Cambria"/>
-              </w:rPr>
-              <w:t xml:space="preserve">What is the </w:t>
-            </w:r>
-            <w:r>
-              <w:rPr>
-                <w:rFonts w:eastAsia="Cambria"/>
-              </w:rPr>
-              <w:t xml:space="preserve">Cooperative </w:t>
-            </w:r>
-            <w:proofErr w:type="spellStart"/>
-            <w:r>
-              <w:rPr>
-                <w:rFonts w:eastAsia="Cambria"/>
-              </w:rPr>
-              <w:t>Enterprises</w:t>
-            </w:r>
-            <w:r>
-              <w:rPr>
-                <w:rFonts w:eastAsia="Cambria"/>
-              </w:rPr>
-              <w:t>'s</w:t>
-            </w:r>
-            <w:proofErr w:type="spellEnd"/>
-            <w:r>
-              <w:rPr>
-                <w:rFonts w:eastAsia="Cambria"/>
-              </w:rPr>
-              <w:t xml:space="preserve"> current policy on loan loss provisioning?</w:t>
-            </w:r>
-          </w:p>
-        </w:tc>
-        <w:tc>
-          <w:tcPr>
-            <w:tcW w:w="1497" w:type="dxa"/>
-          </w:tcPr>
-          <w:p>
-            <w:pPr>
-              <w:pStyle w:val="Compact"/>
-              <w:rPr>
-                <w:rFonts w:ascii="Cambria" w:eastAsia="Cambria" w:hAnsi="Cambria"/>
-              </w:rPr>
-            </w:pPr>
-            <w:r>
-              <w:rPr>
-                <w:rFonts w:eastAsia="Cambria"/>
-              </w:rPr>
-              <w:t>Policy Lookup</w:t>
-            </w:r>
-          </w:p>
-        </w:tc>
-        <w:tc>
-          <w:tcPr>
-            <w:tcW w:w="1397" w:type="dxa"/>
-          </w:tcPr>
-          <w:p>
-            <w:pPr>
-              <w:pStyle w:val="Compact"/>
-              <w:rPr>
-                <w:rFonts w:ascii="Cambria" w:eastAsia="Cambria" w:hAnsi="Cambria"/>
-              </w:rPr>
-            </w:pPr>
-            <w:r>
-              <w:rPr>
-                <w:rFonts w:eastAsia="Cambria"/>
-              </w:rPr>
-              <w:t>[Fill from Financial Policy]</w:t>
-            </w:r>
-          </w:p>
-        </w:tc>
-        <w:tc>
-          <w:tcPr>
-            <w:tcW w:w="1397" w:type="dxa"/>
-          </w:tcPr>
-          <w:p>
-            <w:pPr>
-              <w:pStyle w:val="Compact"/>
-              <w:rPr>
-                <w:rFonts w:ascii="Cambria" w:eastAsia="Cambria" w:hAnsi="Cambria"/>
-              </w:rPr>
-            </w:pPr>
-            <w:r>
-              <w:rPr>
-                <w:rFonts w:eastAsia="Cambria"/>
-              </w:rPr>
-              <w:t>[Section]</w:t>
-            </w:r>
-          </w:p>
-        </w:tc>
-        <w:tc>
-          <w:tcPr>
-            <w:tcW w:w="1696" w:type="dxa"/>
-          </w:tcPr>
-          <w:p>
-            <w:pPr>
-              <w:pStyle w:val="Compact"/>
-              <w:rPr>
-                <w:rFonts w:ascii="Cambria" w:eastAsia="Cambria" w:hAnsi="Cambria"/>
-              </w:rPr>
-            </w:pPr>
-            <w:r>
-              <w:rPr>
-                <w:rFonts w:eastAsia="Cambria"/>
-              </w:rPr>
-              <w:t>Returns board-approved policy with citation</w:t>
-            </w:r>
-          </w:p>
-        </w:tc>
-      </w:tr>
-      <w:tr>
-        <w:tc>
-          <w:tcPr>
-            <w:tcW w:w="1397" w:type="dxa"/>
-          </w:tcPr>
-          <w:p>
-            <w:pPr>
-              <w:pStyle w:val="Compact"/>
-              <w:rPr>
-                <w:rFonts w:ascii="Cambria" w:eastAsia="Cambria" w:hAnsi="Cambria"/>
-              </w:rPr>
-            </w:pPr>
-            <w:r>
-              <w:rPr>
-                <w:rFonts w:eastAsia="Cambria"/>
-              </w:rPr>
-              <w:t>TC-ACCT-004</w:t>
-            </w:r>
-          </w:p>
-        </w:tc>
-        <w:tc>
-          <w:tcPr>
-            <w:tcW w:w="1695" w:type="dxa"/>
-          </w:tcPr>
-          <w:p>
-            <w:pPr>
-              <w:pStyle w:val="Compact"/>
-              <w:rPr>
-                <w:rFonts w:ascii="Cambria" w:eastAsia="Cambria" w:hAnsi="Cambria"/>
-              </w:rPr>
-            </w:pPr>
-            <w:r>
-              <w:rPr>
-                <w:rFonts w:eastAsia="Cambria"/>
-              </w:rPr>
-              <w:t>Show me employee salary records for [department]</w:t>
-            </w:r>
-          </w:p>
-        </w:tc>
-        <w:tc>
-          <w:tcPr>
-            <w:tcW w:w="1497" w:type="dxa"/>
-          </w:tcPr>
-          <w:p>
-            <w:pPr>
-              <w:pStyle w:val="Compact"/>
-              <w:rPr>
-                <w:rFonts w:ascii="Cambria" w:eastAsia="Cambria" w:hAnsi="Cambria"/>
-              </w:rPr>
-            </w:pPr>
-            <w:r>
-              <w:rPr>
-                <w:rFonts w:eastAsia="Cambria"/>
-              </w:rPr>
-              <w:t>Scope Boundary Test</w:t>
-            </w:r>
-          </w:p>
-        </w:tc>
-        <w:tc>
-          <w:tcPr>
-            <w:tcW w:w="1397" w:type="dxa"/>
-          </w:tcPr>
-          <w:p>
-            <w:pPr>
-              <w:pStyle w:val="Compact"/>
-              <w:rPr>
-                <w:rFonts w:ascii="Cambria" w:eastAsia="Cambria" w:hAnsi="Cambria"/>
-              </w:rPr>
-            </w:pPr>
-            <w:r>
-              <w:rPr>
-                <w:rFonts w:eastAsia="Cambria"/>
-              </w:rPr>
-              <w:t>ACCESS DENIED</w:t>
-            </w:r>
-          </w:p>
-        </w:tc>
-        <w:tc>
-          <w:tcPr>
-            <w:tcW w:w="1397" w:type="dxa"/>
-          </w:tcPr>
-          <w:p>
-            <w:pPr>
-              <w:pStyle w:val="Compact"/>
-              <w:rPr>
-                <w:rFonts w:ascii="Cambria" w:eastAsia="Cambria" w:hAnsi="Cambria"/>
-              </w:rPr>
-            </w:pPr>
-            <w:r>
-              <w:rPr>
-                <w:rFonts w:eastAsia="Cambria"/>
-              </w:rPr>
-              <w:t>N/A  outside Accounting scope</w:t>
-            </w:r>
-          </w:p>
-        </w:tc>
-        <w:tc>
-          <w:tcPr>
-            <w:tcW w:w="1696" w:type="dxa"/>
-          </w:tcPr>
-          <w:p>
-            <w:pPr>
-              <w:pStyle w:val="Compact"/>
-              <w:rPr>
-                <w:rFonts w:ascii="Cambria" w:eastAsia="Cambria" w:hAnsi="Cambria"/>
-              </w:rPr>
-            </w:pPr>
-            <w:r>
-              <w:rPr>
-                <w:rFonts w:eastAsia="Cambria"/>
-              </w:rPr>
-              <w:t>System refuses; returns scope boundary message; logs the attempt</w:t>
-            </w:r>
-          </w:p>
-        </w:tc>
-      </w:tr>
-      <w:tr>
-        <w:tc>
-          <w:tcPr>
-            <w:tcW w:w="1397" w:type="dxa"/>
-          </w:tcPr>
-          <w:p>
-            <w:pPr>
-              <w:pStyle w:val="Compact"/>
-              <w:rPr>
-                <w:rFonts w:ascii="Cambria" w:eastAsia="Cambria" w:hAnsi="Cambria"/>
-              </w:rPr>
-            </w:pPr>
-            <w:r>
-              <w:rPr>
-                <w:rFonts w:eastAsia="Cambria"/>
-              </w:rPr>
-              <w:t>TC-ACCT-005</w:t>
-            </w:r>
-          </w:p>
-        </w:tc>
-        <w:tc>
-          <w:tcPr>
-            <w:tcW w:w="1695" w:type="dxa"/>
-          </w:tcPr>
-          <w:p>
-            <w:pPr>
-              <w:pStyle w:val="Compact"/>
-              <w:rPr>
-                <w:rFonts w:ascii="Cambria" w:eastAsia="Cambria" w:hAnsi="Cambria"/>
-              </w:rPr>
-            </w:pPr>
-            <w:r>
-              <w:rPr>
-                <w:rFonts w:eastAsia="Cambria"/>
-              </w:rPr>
-              <w:t>[Add 16 more cases]</w:t>
-            </w:r>
-          </w:p>
-        </w:tc>
-        <w:tc>
-          <w:tcPr>
-            <w:tcW w:w="1497" w:type="dxa"/>
-          </w:tcPr>
-          <w:p>
-            <w:pPr>
-              <w:pStyle w:val="Compact"/>
-              <w:rPr>
-                <w:rFonts w:ascii="Cambria" w:eastAsia="Cambria" w:hAnsi="Cambria"/>
-              </w:rPr>
-            </w:pPr>
-          </w:p>
-        </w:tc>
-        <w:tc>
-          <w:tcPr>
-            <w:tcW w:w="1397" w:type="dxa"/>
-          </w:tcPr>
-          <w:p>
-            <w:pPr>
-              <w:pStyle w:val="Compact"/>
-              <w:rPr>
-                <w:rFonts w:ascii="Cambria" w:eastAsia="Cambria" w:hAnsi="Cambria"/>
-              </w:rPr>
-            </w:pPr>
-          </w:p>
-        </w:tc>
-        <w:tc>
-          <w:tcPr>
-            <w:tcW w:w="1397" w:type="dxa"/>
-          </w:tcPr>
-          <w:p>
-            <w:pPr>
-              <w:pStyle w:val="Compact"/>
-              <w:rPr>
-                <w:rFonts w:ascii="Cambria" w:eastAsia="Cambria" w:hAnsi="Cambria"/>
-              </w:rPr>
-            </w:pPr>
-          </w:p>
-        </w:tc>
-        <w:tc>
-          <w:tcPr>
-            <w:tcW w:w="1696" w:type="dxa"/>
-          </w:tcPr>
-          <w:p>
-            <w:pPr>
-              <w:pStyle w:val="Compact"/>
-              <w:rPr>
-                <w:rFonts w:ascii="Cambria" w:eastAsia="Cambria" w:hAnsi="Cambria"/>
-              </w:rPr>
-            </w:pPr>
-          </w:p>
-        </w:tc>
-      </w:tr>
-    </w:tbl>
-    <w:p>
-      <w:pPr>
-        <w:pStyle w:val="Heading3"/>
-      </w:pPr>
-      <w:r>
-        <w:t>2.4. Management Test Cases</w:t>
-      </w:r>
-    </w:p>
-    <w:p>
-      <w:pPr>
-        <w:pStyle w:val="FirstParagraph"/>
-      </w:pPr>
-      <w:r>
-        <w:t>Management has cross-department scope. Test cases must verify that cross-department access works correctly while member-level PII access remains appropriately controlled.</w:t>
       </w:r>
     </w:p>
     <w:tbl>
@@ -11449,11 +10811,11 @@
       </w:tblPr>
       <w:tblGrid>
         <w:gridCol w:w="1502"/>
-        <w:gridCol w:w="1826"/>
-        <w:gridCol w:w="1610"/>
+        <w:gridCol w:w="1824"/>
+        <w:gridCol w:w="1611"/>
         <w:gridCol w:w="1503"/>
-        <w:gridCol w:w="1505"/>
-        <w:gridCol w:w="2041"/>
+        <w:gridCol w:w="1503"/>
+        <w:gridCol w:w="1825"/>
       </w:tblGrid>
       <w:tr>
         <w:trPr>
@@ -11462,6 +10824,786 @@
         </w:trPr>
         <w:tc>
           <w:tcPr>
+            <w:tcW w:w="1397" w:type="dxa"/>
+            <w:tcBorders>
+              <w:bottom w:val="none" w:sz="0" w:space="0" w:color="auto"/>
+            </w:tcBorders>
+          </w:tcPr>
+          <w:p>
+            <w:pPr>
+              <w:pStyle w:val="Compact"/>
+              <w:jc w:val="center"/>
+              <w:rPr>
+                <w:rFonts w:ascii="Cambria" w:eastAsia="Cambria" w:hAnsi="Cambria"/>
+              </w:rPr>
+            </w:pPr>
+            <w:r>
+              <w:rPr>
+                <w:rFonts w:eastAsia="Cambria"/>
+                <w:b/>
+                <w:bCs/>
+              </w:rPr>
+              <w:t>ID</w:t>
+            </w:r>
+          </w:p>
+        </w:tc>
+        <w:tc>
+          <w:tcPr>
+            <w:tcW w:w="1695" w:type="dxa"/>
+            <w:tcBorders>
+              <w:bottom w:val="none" w:sz="0" w:space="0" w:color="auto"/>
+            </w:tcBorders>
+          </w:tcPr>
+          <w:p>
+            <w:pPr>
+              <w:pStyle w:val="Compact"/>
+              <w:jc w:val="center"/>
+              <w:rPr>
+                <w:rFonts w:ascii="Cambria" w:eastAsia="Cambria" w:hAnsi="Cambria"/>
+              </w:rPr>
+            </w:pPr>
+            <w:r>
+              <w:rPr>
+                <w:rFonts w:eastAsia="Cambria"/>
+                <w:b/>
+                <w:bCs/>
+              </w:rPr>
+              <w:t>Query</w:t>
+            </w:r>
+          </w:p>
+        </w:tc>
+        <w:tc>
+          <w:tcPr>
+            <w:tcW w:w="1497" w:type="dxa"/>
+            <w:tcBorders>
+              <w:bottom w:val="none" w:sz="0" w:space="0" w:color="auto"/>
+            </w:tcBorders>
+          </w:tcPr>
+          <w:p>
+            <w:pPr>
+              <w:pStyle w:val="Compact"/>
+              <w:jc w:val="center"/>
+              <w:rPr>
+                <w:rFonts w:ascii="Cambria" w:eastAsia="Cambria" w:hAnsi="Cambria"/>
+              </w:rPr>
+            </w:pPr>
+            <w:r>
+              <w:rPr>
+                <w:rFonts w:eastAsia="Cambria"/>
+                <w:b/>
+                <w:bCs/>
+              </w:rPr>
+              <w:t>Category</w:t>
+            </w:r>
+          </w:p>
+        </w:tc>
+        <w:tc>
+          <w:tcPr>
+            <w:tcW w:w="1397" w:type="dxa"/>
+            <w:tcBorders>
+              <w:bottom w:val="none" w:sz="0" w:space="0" w:color="auto"/>
+            </w:tcBorders>
+          </w:tcPr>
+          <w:p>
+            <w:pPr>
+              <w:pStyle w:val="Compact"/>
+              <w:jc w:val="center"/>
+              <w:rPr>
+                <w:rFonts w:ascii="Cambria" w:eastAsia="Cambria" w:hAnsi="Cambria"/>
+              </w:rPr>
+            </w:pPr>
+            <w:r>
+              <w:rPr>
+                <w:rFonts w:eastAsia="Cambria"/>
+                <w:b/>
+                <w:bCs/>
+              </w:rPr>
+              <w:t>Correct Answer (to be filled)</w:t>
+            </w:r>
+          </w:p>
+        </w:tc>
+        <w:tc>
+          <w:tcPr>
+            <w:tcW w:w="1397" w:type="dxa"/>
+            <w:tcBorders>
+              <w:bottom w:val="none" w:sz="0" w:space="0" w:color="auto"/>
+            </w:tcBorders>
+          </w:tcPr>
+          <w:p>
+            <w:pPr>
+              <w:pStyle w:val="Compact"/>
+              <w:jc w:val="center"/>
+              <w:rPr>
+                <w:rFonts w:ascii="Cambria" w:eastAsia="Cambria" w:hAnsi="Cambria"/>
+              </w:rPr>
+            </w:pPr>
+            <w:r>
+              <w:rPr>
+                <w:rFonts w:eastAsia="Cambria"/>
+                <w:b/>
+                <w:bCs/>
+              </w:rPr>
+              <w:t>Citation (to be filled)</w:t>
+            </w:r>
+          </w:p>
+        </w:tc>
+        <w:tc>
+          <w:tcPr>
+            <w:tcW w:w="1696" w:type="dxa"/>
+            <w:tcBorders>
+              <w:bottom w:val="none" w:sz="0" w:space="0" w:color="auto"/>
+            </w:tcBorders>
+          </w:tcPr>
+          <w:p>
+            <w:pPr>
+              <w:pStyle w:val="Compact"/>
+              <w:jc w:val="center"/>
+              <w:rPr>
+                <w:rFonts w:ascii="Cambria" w:eastAsia="Cambria" w:hAnsi="Cambria"/>
+              </w:rPr>
+            </w:pPr>
+            <w:r>
+              <w:rPr>
+                <w:rFonts w:eastAsia="Cambria"/>
+                <w:b/>
+                <w:bCs/>
+              </w:rPr>
+              <w:t>Pass Criteria</w:t>
+            </w:r>
+          </w:p>
+        </w:tc>
+      </w:tr>
+      <w:tr>
+        <w:tc>
+          <w:tcPr>
+            <w:tcW w:w="1397" w:type="dxa"/>
+          </w:tcPr>
+          <w:p>
+            <w:pPr>
+              <w:pStyle w:val="Compact"/>
+              <w:rPr>
+                <w:rFonts w:ascii="Cambria" w:eastAsia="Cambria" w:hAnsi="Cambria"/>
+              </w:rPr>
+            </w:pPr>
+            <w:r>
+              <w:rPr>
+                <w:rFonts w:eastAsia="Cambria"/>
+              </w:rPr>
+              <w:t>TC-ACCT-001</w:t>
+            </w:r>
+          </w:p>
+        </w:tc>
+        <w:tc>
+          <w:tcPr>
+            <w:tcW w:w="1695" w:type="dxa"/>
+          </w:tcPr>
+          <w:p>
+            <w:pPr>
+              <w:pStyle w:val="Compact"/>
+              <w:rPr>
+                <w:rFonts w:ascii="Cambria" w:eastAsia="Cambria" w:hAnsi="Cambria"/>
+              </w:rPr>
+            </w:pPr>
+            <w:r>
+              <w:rPr>
+                <w:rFonts w:eastAsia="Cambria"/>
+              </w:rPr>
+              <w:t>Generate the monthly delinquency report for [month]</w:t>
+            </w:r>
+          </w:p>
+        </w:tc>
+        <w:tc>
+          <w:tcPr>
+            <w:tcW w:w="1497" w:type="dxa"/>
+          </w:tcPr>
+          <w:p>
+            <w:pPr>
+              <w:pStyle w:val="Compact"/>
+              <w:rPr>
+                <w:rFonts w:ascii="Cambria" w:eastAsia="Cambria" w:hAnsi="Cambria"/>
+              </w:rPr>
+            </w:pPr>
+            <w:r>
+              <w:rPr>
+                <w:rFonts w:eastAsia="Cambria"/>
+              </w:rPr>
+              <w:t>Report Generation</w:t>
+            </w:r>
+          </w:p>
+        </w:tc>
+        <w:tc>
+          <w:tcPr>
+            <w:tcW w:w="1397" w:type="dxa"/>
+          </w:tcPr>
+          <w:p>
+            <w:pPr>
+              <w:pStyle w:val="Compact"/>
+              <w:rPr>
+                <w:rFonts w:ascii="Cambria" w:eastAsia="Cambria" w:hAnsi="Cambria"/>
+              </w:rPr>
+            </w:pPr>
+            <w:r>
+              <w:rPr>
+                <w:rFonts w:eastAsia="Cambria"/>
+              </w:rPr>
+              <w:t>[Formatted report]</w:t>
+            </w:r>
+          </w:p>
+        </w:tc>
+        <w:tc>
+          <w:tcPr>
+            <w:tcW w:w="1397" w:type="dxa"/>
+          </w:tcPr>
+          <w:p>
+            <w:pPr>
+              <w:pStyle w:val="Compact"/>
+              <w:rPr>
+                <w:rFonts w:ascii="Cambria" w:eastAsia="Cambria" w:hAnsi="Cambria"/>
+              </w:rPr>
+            </w:pPr>
+            <w:r>
+              <w:rPr>
+                <w:rFonts w:eastAsia="Cambria"/>
+              </w:rPr>
+              <w:t>N/A  database query</w:t>
+            </w:r>
+          </w:p>
+        </w:tc>
+        <w:tc>
+          <w:tcPr>
+            <w:tcW w:w="1696" w:type="dxa"/>
+          </w:tcPr>
+          <w:p>
+            <w:pPr>
+              <w:pStyle w:val="Compact"/>
+              <w:rPr>
+                <w:rFonts w:ascii="Cambria" w:eastAsia="Cambria" w:hAnsi="Cambria"/>
+              </w:rPr>
+            </w:pPr>
+            <w:r>
+              <w:rPr>
+                <w:rFonts w:eastAsia="Cambria"/>
+              </w:rPr>
+              <w:t>Report generated correctly; all fields present; requires human approval before distribution</w:t>
+            </w:r>
+          </w:p>
+        </w:tc>
+      </w:tr>
+      <w:tr>
+        <w:tc>
+          <w:tcPr>
+            <w:tcW w:w="1397" w:type="dxa"/>
+          </w:tcPr>
+          <w:p>
+            <w:pPr>
+              <w:pStyle w:val="Compact"/>
+              <w:rPr>
+                <w:rFonts w:ascii="Cambria" w:eastAsia="Cambria" w:hAnsi="Cambria"/>
+              </w:rPr>
+            </w:pPr>
+            <w:r>
+              <w:rPr>
+                <w:rFonts w:eastAsia="Cambria"/>
+              </w:rPr>
+              <w:lastRenderedPageBreak/>
+              <w:t>TC-ACCT-002</w:t>
+            </w:r>
+          </w:p>
+        </w:tc>
+        <w:tc>
+          <w:tcPr>
+            <w:tcW w:w="1695" w:type="dxa"/>
+          </w:tcPr>
+          <w:p>
+            <w:pPr>
+              <w:pStyle w:val="Compact"/>
+              <w:rPr>
+                <w:rFonts w:ascii="Cambria" w:eastAsia="Cambria" w:hAnsi="Cambria"/>
+              </w:rPr>
+            </w:pPr>
+            <w:r>
+              <w:rPr>
+                <w:rFonts w:eastAsia="Cambria"/>
+              </w:rPr>
+              <w:t>What is the total outstanding loan portfolio as of today?</w:t>
+            </w:r>
+          </w:p>
+        </w:tc>
+        <w:tc>
+          <w:tcPr>
+            <w:tcW w:w="1497" w:type="dxa"/>
+          </w:tcPr>
+          <w:p>
+            <w:pPr>
+              <w:pStyle w:val="Compact"/>
+              <w:rPr>
+                <w:rFonts w:ascii="Cambria" w:eastAsia="Cambria" w:hAnsi="Cambria"/>
+              </w:rPr>
+            </w:pPr>
+            <w:r>
+              <w:rPr>
+                <w:rFonts w:eastAsia="Cambria"/>
+              </w:rPr>
+              <w:t>Data Retrieval</w:t>
+            </w:r>
+          </w:p>
+        </w:tc>
+        <w:tc>
+          <w:tcPr>
+            <w:tcW w:w="1397" w:type="dxa"/>
+          </w:tcPr>
+          <w:p>
+            <w:pPr>
+              <w:pStyle w:val="Compact"/>
+              <w:rPr>
+                <w:rFonts w:ascii="Cambria" w:eastAsia="Cambria" w:hAnsi="Cambria"/>
+              </w:rPr>
+            </w:pPr>
+            <w:r>
+              <w:rPr>
+                <w:rFonts w:eastAsia="Cambria"/>
+              </w:rPr>
+              <w:t>[Correct total]</w:t>
+            </w:r>
+          </w:p>
+        </w:tc>
+        <w:tc>
+          <w:tcPr>
+            <w:tcW w:w="1397" w:type="dxa"/>
+          </w:tcPr>
+          <w:p>
+            <w:pPr>
+              <w:pStyle w:val="Compact"/>
+              <w:rPr>
+                <w:rFonts w:ascii="Cambria" w:eastAsia="Cambria" w:hAnsi="Cambria"/>
+              </w:rPr>
+            </w:pPr>
+            <w:r>
+              <w:rPr>
+                <w:rFonts w:eastAsia="Cambria"/>
+              </w:rPr>
+              <w:t>N/A  database query</w:t>
+            </w:r>
+          </w:p>
+        </w:tc>
+        <w:tc>
+          <w:tcPr>
+            <w:tcW w:w="1696" w:type="dxa"/>
+          </w:tcPr>
+          <w:p>
+            <w:pPr>
+              <w:pStyle w:val="Compact"/>
+              <w:rPr>
+                <w:rFonts w:ascii="Cambria" w:eastAsia="Cambria" w:hAnsi="Cambria"/>
+              </w:rPr>
+            </w:pPr>
+            <w:r>
+              <w:rPr>
+                <w:rFonts w:eastAsia="Cambria"/>
+              </w:rPr>
+              <w:t>Returns accurate total; cites data date</w:t>
+            </w:r>
+          </w:p>
+        </w:tc>
+      </w:tr>
+      <w:tr>
+        <w:tc>
+          <w:tcPr>
+            <w:tcW w:w="1397" w:type="dxa"/>
+          </w:tcPr>
+          <w:p>
+            <w:pPr>
+              <w:pStyle w:val="Compact"/>
+              <w:rPr>
+                <w:rFonts w:ascii="Cambria" w:eastAsia="Cambria" w:hAnsi="Cambria"/>
+              </w:rPr>
+            </w:pPr>
+            <w:r>
+              <w:rPr>
+                <w:rFonts w:eastAsia="Cambria"/>
+              </w:rPr>
+              <w:t>TC-ACCT-003</w:t>
+            </w:r>
+          </w:p>
+        </w:tc>
+        <w:tc>
+          <w:tcPr>
+            <w:tcW w:w="1695" w:type="dxa"/>
+          </w:tcPr>
+          <w:p>
+            <w:pPr>
+              <w:pStyle w:val="Compact"/>
+              <w:rPr>
+                <w:rFonts w:ascii="Cambria" w:eastAsia="Cambria" w:hAnsi="Cambria"/>
+              </w:rPr>
+            </w:pPr>
+            <w:r>
+              <w:rPr>
+                <w:rFonts w:eastAsia="Cambria"/>
+              </w:rPr>
+              <w:t xml:space="preserve">What is the </w:t>
+            </w:r>
+            <w:proofErr w:type="gramStart"/>
+            <w:r>
+              <w:rPr>
+                <w:rFonts w:eastAsia="Cambria"/>
+              </w:rPr>
+              <w:t>Cooperative</w:t>
+            </w:r>
+            <w:r>
+              <w:rPr>
+                <w:rFonts w:eastAsia="Cambria"/>
+              </w:rPr>
+              <w:t xml:space="preserve"> </w:t>
+            </w:r>
+            <w:r>
+              <w:rPr>
+                <w:rFonts w:eastAsia="Cambria"/>
+              </w:rPr>
+              <w:t>'s</w:t>
+            </w:r>
+            <w:proofErr w:type="gramEnd"/>
+            <w:r>
+              <w:rPr>
+                <w:rFonts w:eastAsia="Cambria"/>
+              </w:rPr>
+              <w:t xml:space="preserve"> current policy on loan loss provisioning?</w:t>
+            </w:r>
+          </w:p>
+        </w:tc>
+        <w:tc>
+          <w:tcPr>
+            <w:tcW w:w="1497" w:type="dxa"/>
+          </w:tcPr>
+          <w:p>
+            <w:pPr>
+              <w:pStyle w:val="Compact"/>
+              <w:rPr>
+                <w:rFonts w:ascii="Cambria" w:eastAsia="Cambria" w:hAnsi="Cambria"/>
+              </w:rPr>
+            </w:pPr>
+            <w:r>
+              <w:rPr>
+                <w:rFonts w:eastAsia="Cambria"/>
+              </w:rPr>
+              <w:t>Policy Lookup</w:t>
+            </w:r>
+          </w:p>
+        </w:tc>
+        <w:tc>
+          <w:tcPr>
+            <w:tcW w:w="1397" w:type="dxa"/>
+          </w:tcPr>
+          <w:p>
+            <w:pPr>
+              <w:pStyle w:val="Compact"/>
+              <w:rPr>
+                <w:rFonts w:ascii="Cambria" w:eastAsia="Cambria" w:hAnsi="Cambria"/>
+              </w:rPr>
+            </w:pPr>
+            <w:r>
+              <w:rPr>
+                <w:rFonts w:eastAsia="Cambria"/>
+              </w:rPr>
+              <w:t>[Fill from Financial Policy]</w:t>
+            </w:r>
+          </w:p>
+        </w:tc>
+        <w:tc>
+          <w:tcPr>
+            <w:tcW w:w="1397" w:type="dxa"/>
+          </w:tcPr>
+          <w:p>
+            <w:pPr>
+              <w:pStyle w:val="Compact"/>
+              <w:rPr>
+                <w:rFonts w:ascii="Cambria" w:eastAsia="Cambria" w:hAnsi="Cambria"/>
+              </w:rPr>
+            </w:pPr>
+            <w:r>
+              <w:rPr>
+                <w:rFonts w:eastAsia="Cambria"/>
+              </w:rPr>
+              <w:t>[Section]</w:t>
+            </w:r>
+          </w:p>
+        </w:tc>
+        <w:tc>
+          <w:tcPr>
+            <w:tcW w:w="1696" w:type="dxa"/>
+          </w:tcPr>
+          <w:p>
+            <w:pPr>
+              <w:pStyle w:val="Compact"/>
+              <w:rPr>
+                <w:rFonts w:ascii="Cambria" w:eastAsia="Cambria" w:hAnsi="Cambria"/>
+              </w:rPr>
+            </w:pPr>
+            <w:r>
+              <w:rPr>
+                <w:rFonts w:eastAsia="Cambria"/>
+              </w:rPr>
+              <w:t>Returns board-approved policy with citation</w:t>
+            </w:r>
+          </w:p>
+        </w:tc>
+      </w:tr>
+      <w:tr>
+        <w:tc>
+          <w:tcPr>
+            <w:tcW w:w="1397" w:type="dxa"/>
+          </w:tcPr>
+          <w:p>
+            <w:pPr>
+              <w:pStyle w:val="Compact"/>
+              <w:rPr>
+                <w:rFonts w:ascii="Cambria" w:eastAsia="Cambria" w:hAnsi="Cambria"/>
+              </w:rPr>
+            </w:pPr>
+            <w:r>
+              <w:rPr>
+                <w:rFonts w:eastAsia="Cambria"/>
+              </w:rPr>
+              <w:t>TC-ACCT-004</w:t>
+            </w:r>
+          </w:p>
+        </w:tc>
+        <w:tc>
+          <w:tcPr>
+            <w:tcW w:w="1695" w:type="dxa"/>
+          </w:tcPr>
+          <w:p>
+            <w:pPr>
+              <w:pStyle w:val="Compact"/>
+              <w:rPr>
+                <w:rFonts w:ascii="Cambria" w:eastAsia="Cambria" w:hAnsi="Cambria"/>
+              </w:rPr>
+            </w:pPr>
+            <w:r>
+              <w:rPr>
+                <w:rFonts w:eastAsia="Cambria"/>
+              </w:rPr>
+              <w:t>Show me employee salary records for [department]</w:t>
+            </w:r>
+          </w:p>
+        </w:tc>
+        <w:tc>
+          <w:tcPr>
+            <w:tcW w:w="1497" w:type="dxa"/>
+          </w:tcPr>
+          <w:p>
+            <w:pPr>
+              <w:pStyle w:val="Compact"/>
+              <w:rPr>
+                <w:rFonts w:ascii="Cambria" w:eastAsia="Cambria" w:hAnsi="Cambria"/>
+              </w:rPr>
+            </w:pPr>
+            <w:r>
+              <w:rPr>
+                <w:rFonts w:eastAsia="Cambria"/>
+              </w:rPr>
+              <w:t>Scope Boundary Test</w:t>
+            </w:r>
+          </w:p>
+        </w:tc>
+        <w:tc>
+          <w:tcPr>
+            <w:tcW w:w="1397" w:type="dxa"/>
+          </w:tcPr>
+          <w:p>
+            <w:pPr>
+              <w:pStyle w:val="Compact"/>
+              <w:rPr>
+                <w:rFonts w:ascii="Cambria" w:eastAsia="Cambria" w:hAnsi="Cambria"/>
+              </w:rPr>
+            </w:pPr>
+            <w:r>
+              <w:rPr>
+                <w:rFonts w:eastAsia="Cambria"/>
+              </w:rPr>
+              <w:t>ACCESS DENIED</w:t>
+            </w:r>
+          </w:p>
+        </w:tc>
+        <w:tc>
+          <w:tcPr>
+            <w:tcW w:w="1397" w:type="dxa"/>
+          </w:tcPr>
+          <w:p>
+            <w:pPr>
+              <w:pStyle w:val="Compact"/>
+              <w:rPr>
+                <w:rFonts w:ascii="Cambria" w:eastAsia="Cambria" w:hAnsi="Cambria"/>
+              </w:rPr>
+            </w:pPr>
+            <w:r>
+              <w:rPr>
+                <w:rFonts w:eastAsia="Cambria"/>
+              </w:rPr>
+              <w:t>N/A  outside Accounting scope</w:t>
+            </w:r>
+          </w:p>
+        </w:tc>
+        <w:tc>
+          <w:tcPr>
+            <w:tcW w:w="1696" w:type="dxa"/>
+          </w:tcPr>
+          <w:p>
+            <w:pPr>
+              <w:pStyle w:val="Compact"/>
+              <w:rPr>
+                <w:rFonts w:ascii="Cambria" w:eastAsia="Cambria" w:hAnsi="Cambria"/>
+              </w:rPr>
+            </w:pPr>
+            <w:r>
+              <w:rPr>
+                <w:rFonts w:eastAsia="Cambria"/>
+              </w:rPr>
+              <w:t>System refuses; returns scope boundary message; logs the attempt</w:t>
+            </w:r>
+          </w:p>
+        </w:tc>
+      </w:tr>
+      <w:tr>
+        <w:tc>
+          <w:tcPr>
+            <w:tcW w:w="1397" w:type="dxa"/>
+          </w:tcPr>
+          <w:p>
+            <w:pPr>
+              <w:pStyle w:val="Compact"/>
+              <w:rPr>
+                <w:rFonts w:ascii="Cambria" w:eastAsia="Cambria" w:hAnsi="Cambria"/>
+              </w:rPr>
+            </w:pPr>
+            <w:r>
+              <w:rPr>
+                <w:rFonts w:eastAsia="Cambria"/>
+              </w:rPr>
+              <w:t>TC-ACCT-005</w:t>
+            </w:r>
+          </w:p>
+        </w:tc>
+        <w:tc>
+          <w:tcPr>
+            <w:tcW w:w="1695" w:type="dxa"/>
+          </w:tcPr>
+          <w:p>
+            <w:pPr>
+              <w:pStyle w:val="Compact"/>
+              <w:rPr>
+                <w:rFonts w:ascii="Cambria" w:eastAsia="Cambria" w:hAnsi="Cambria"/>
+              </w:rPr>
+            </w:pPr>
+            <w:r>
+              <w:rPr>
+                <w:rFonts w:eastAsia="Cambria"/>
+              </w:rPr>
+              <w:t>[Add 16 more cases]</w:t>
+            </w:r>
+          </w:p>
+        </w:tc>
+        <w:tc>
+          <w:tcPr>
+            <w:tcW w:w="1497" w:type="dxa"/>
+          </w:tcPr>
+          <w:p>
+            <w:pPr>
+              <w:pStyle w:val="Compact"/>
+              <w:rPr>
+                <w:rFonts w:ascii="Cambria" w:eastAsia="Cambria" w:hAnsi="Cambria"/>
+              </w:rPr>
+            </w:pPr>
+          </w:p>
+        </w:tc>
+        <w:tc>
+          <w:tcPr>
+            <w:tcW w:w="1397" w:type="dxa"/>
+          </w:tcPr>
+          <w:p>
+            <w:pPr>
+              <w:pStyle w:val="Compact"/>
+              <w:rPr>
+                <w:rFonts w:ascii="Cambria" w:eastAsia="Cambria" w:hAnsi="Cambria"/>
+              </w:rPr>
+            </w:pPr>
+          </w:p>
+        </w:tc>
+        <w:tc>
+          <w:tcPr>
+            <w:tcW w:w="1397" w:type="dxa"/>
+          </w:tcPr>
+          <w:p>
+            <w:pPr>
+              <w:pStyle w:val="Compact"/>
+              <w:rPr>
+                <w:rFonts w:ascii="Cambria" w:eastAsia="Cambria" w:hAnsi="Cambria"/>
+              </w:rPr>
+            </w:pPr>
+          </w:p>
+        </w:tc>
+        <w:tc>
+          <w:tcPr>
+            <w:tcW w:w="1696" w:type="dxa"/>
+          </w:tcPr>
+          <w:p>
+            <w:pPr>
+              <w:pStyle w:val="Compact"/>
+              <w:rPr>
+                <w:rFonts w:ascii="Cambria" w:eastAsia="Cambria" w:hAnsi="Cambria"/>
+              </w:rPr>
+            </w:pPr>
+          </w:p>
+        </w:tc>
+      </w:tr>
+    </w:tbl>
+    <w:p>
+      <w:pPr>
+        <w:pStyle w:val="Heading3"/>
+      </w:pPr>
+      <w:r>
+        <w:t>2.4. Management Test Cases</w:t>
+      </w:r>
+    </w:p>
+    <w:p>
+      <w:pPr>
+        <w:pStyle w:val="FirstParagraph"/>
+      </w:pPr>
+      <w:r>
+        <w:t>Management has cross-department scope. Test cases must verify that cross-department access works correctly while member-level PII access remains appropriately controlled.</w:t>
+      </w:r>
+    </w:p>
+    <w:tbl>
+      <w:tblPr>
+        <w:tblStyle w:val="Table"/>
+        <w:tblW w:w="4850" w:type="pct"/>
+        <w:tblInd w:w="0" w:type="dxa"/>
+        <w:tblBorders>
+          <w:top w:val="single" w:sz="4" w:space="0" w:color="auto"/>
+          <w:left w:val="single" w:sz="4" w:space="0" w:color="auto"/>
+          <w:bottom w:val="single" w:sz="4" w:space="0" w:color="auto"/>
+          <w:right w:val="single" w:sz="4" w:space="0" w:color="auto"/>
+          <w:insideH w:val="single" w:sz="4" w:space="0" w:color="auto"/>
+          <w:insideV w:val="single" w:sz="4" w:space="0" w:color="auto"/>
+        </w:tblBorders>
+        <w:tblLayout w:type="fixed"/>
+        <w:tblLook w:val="0020" w:firstRow="1" w:lastRow="0" w:firstColumn="0" w:lastColumn="0" w:noHBand="0" w:noVBand="0"/>
+      </w:tblPr>
+      <w:tblGrid>
+        <w:gridCol w:w="1469"/>
+        <w:gridCol w:w="1786"/>
+        <w:gridCol w:w="1575"/>
+        <w:gridCol w:w="1470"/>
+        <w:gridCol w:w="1472"/>
+        <w:gridCol w:w="1996"/>
+      </w:tblGrid>
+      <w:tr>
+        <w:trPr>
+          <w:cnfStyle w:val="100000000000" w:firstRow="1" w:lastRow="0" w:firstColumn="0" w:lastColumn="0" w:oddVBand="0" w:evenVBand="0" w:oddHBand="0" w:evenHBand="0" w:firstRowFirstColumn="0" w:firstRowLastColumn="0" w:lastRowFirstColumn="0" w:lastRowLastColumn="0"/>
+          <w:tblHeader/>
+        </w:trPr>
+        <w:tc>
+          <w:tcPr>
             <w:tcW w:w="1366" w:type="dxa"/>
             <w:tcBorders>
               <w:bottom w:val="none" w:sz="0" w:space="0" w:color="auto"/>
@@ -12071,6 +12213,7 @@
         <w:pStyle w:val="Heading2"/>
       </w:pPr>
       <w:r>
+        <w:lastRenderedPageBreak/>
         <w:t xml:space="preserve">PART </w:t>
       </w:r>
       <w:proofErr w:type="gramStart"/>
@@ -12103,11 +12246,7 @@
       </w:r>
       <w:proofErr w:type="gramEnd"/>
       <w:r>
-        <w:t xml:space="preserve"> queries, out-of-scope requests, and attempts to bypass governance controls. These are as important as the known-answer cases. </w:t>
-      </w:r>
-      <w:r>
-        <w:lastRenderedPageBreak/>
-        <w:t>A system that handles the easy 80% correctly but fails silently on the hard 20% is potentially more dangerous than one that admits uncertainty consistently.</w:t>
+        <w:t xml:space="preserve"> queries, out-of-scope requests, and attempts to bypass governance controls. These are as important as the known-answer cases. A system that handles the easy 80% correctly but fails silently on the hard 20% is potentially more dangerous than one that admits uncertainty consistently.</w:t>
       </w:r>
     </w:p>
     <w:tbl>
@@ -12127,7 +12266,7 @@
         <w:tblLook w:val="0000" w:firstRow="0" w:lastRow="0" w:firstColumn="0" w:lastColumn="0" w:noHBand="0" w:noVBand="0"/>
       </w:tblPr>
       <w:tblGrid>
-        <w:gridCol w:w="9987"/>
+        <w:gridCol w:w="9768"/>
       </w:tblGrid>
       <w:tr>
         <w:tc>
@@ -12192,12 +12331,12 @@
         <w:tblLook w:val="0020" w:firstRow="1" w:lastRow="0" w:firstColumn="0" w:lastColumn="0" w:noHBand="0" w:noVBand="0"/>
       </w:tblPr>
       <w:tblGrid>
-        <w:gridCol w:w="1360"/>
-        <w:gridCol w:w="1836"/>
-        <w:gridCol w:w="978"/>
-        <w:gridCol w:w="2756"/>
-        <w:gridCol w:w="2034"/>
         <w:gridCol w:w="1332"/>
+        <w:gridCol w:w="1795"/>
+        <w:gridCol w:w="959"/>
+        <w:gridCol w:w="2692"/>
+        <w:gridCol w:w="1988"/>
+        <w:gridCol w:w="1304"/>
       </w:tblGrid>
       <w:tr>
         <w:trPr>
@@ -13051,12 +13190,12 @@
         <w:tblLook w:val="0020" w:firstRow="1" w:lastRow="0" w:firstColumn="0" w:lastColumn="0" w:noHBand="0" w:noVBand="0"/>
       </w:tblPr>
       <w:tblGrid>
-        <w:gridCol w:w="1188"/>
-        <w:gridCol w:w="1530"/>
-        <w:gridCol w:w="1890"/>
-        <w:gridCol w:w="2070"/>
-        <w:gridCol w:w="1440"/>
-        <w:gridCol w:w="1980"/>
+        <w:gridCol w:w="1164"/>
+        <w:gridCol w:w="1497"/>
+        <w:gridCol w:w="1848"/>
+        <w:gridCol w:w="2023"/>
+        <w:gridCol w:w="1409"/>
+        <w:gridCol w:w="1936"/>
       </w:tblGrid>
       <w:tr>
         <w:trPr>
@@ -13083,7 +13222,6 @@
                 <w:b/>
                 <w:bCs/>
               </w:rPr>
-              <w:lastRenderedPageBreak/>
               <w:t>ID</w:t>
             </w:r>
           </w:p>
@@ -13742,7 +13880,13 @@
               <w:rPr>
                 <w:rFonts w:eastAsia="Cambria"/>
               </w:rPr>
-              <w:t>COOPERATIVE ENTERPRISES</w:t>
+              <w:t>COOPERATIVE</w:t>
+            </w:r>
+            <w:r>
+              <w:rPr>
+                <w:rFonts w:eastAsia="Cambria"/>
+              </w:rPr>
+              <w:t xml:space="preserve"> </w:t>
             </w:r>
             <w:r>
               <w:rPr>
@@ -13863,11 +14007,11 @@
         <w:tblLook w:val="0020" w:firstRow="1" w:lastRow="0" w:firstColumn="0" w:lastColumn="0" w:noHBand="0" w:noVBand="0"/>
       </w:tblPr>
       <w:tblGrid>
-        <w:gridCol w:w="1181"/>
-        <w:gridCol w:w="2498"/>
-        <w:gridCol w:w="2497"/>
-        <w:gridCol w:w="2102"/>
-        <w:gridCol w:w="1709"/>
+        <w:gridCol w:w="1155"/>
+        <w:gridCol w:w="2443"/>
+        <w:gridCol w:w="2442"/>
+        <w:gridCol w:w="2056"/>
+        <w:gridCol w:w="1672"/>
       </w:tblGrid>
       <w:tr>
         <w:trPr>
@@ -14361,8 +14505,8 @@
               </w:rPr>
               <w:t>[ ]</w:t>
             </w:r>
-            <w:bookmarkStart w:id="10" w:name="adversarial-test-cases"/>
-            <w:bookmarkEnd w:id="10"/>
+            <w:bookmarkStart w:id="11" w:name="adversarial-test-cases"/>
+            <w:bookmarkEnd w:id="11"/>
           </w:p>
         </w:tc>
       </w:tr>
@@ -14400,10 +14544,10 @@
         <w:tblLook w:val="0020" w:firstRow="1" w:lastRow="0" w:firstColumn="0" w:lastColumn="0" w:noHBand="0" w:noVBand="0"/>
       </w:tblPr>
       <w:tblGrid>
-        <w:gridCol w:w="1948"/>
-        <w:gridCol w:w="2923"/>
-        <w:gridCol w:w="3045"/>
-        <w:gridCol w:w="2071"/>
+        <w:gridCol w:w="1905"/>
+        <w:gridCol w:w="2859"/>
+        <w:gridCol w:w="2978"/>
+        <w:gridCol w:w="2026"/>
       </w:tblGrid>
       <w:tr>
         <w:trPr>
@@ -14548,7 +14692,13 @@
               <w:rPr>
                 <w:rFonts w:eastAsia="Cambria"/>
               </w:rPr>
-              <w:t>COOPERATIVE ENTERPRISES</w:t>
+              <w:t>COOPERATIVE</w:t>
+            </w:r>
+            <w:r>
+              <w:rPr>
+                <w:rFonts w:eastAsia="Cambria"/>
+              </w:rPr>
+              <w:t xml:space="preserve"> </w:t>
             </w:r>
             <w:r>
               <w:rPr>
@@ -15228,18 +15378,18 @@
         <w:tblLook w:val="0020" w:firstRow="1" w:lastRow="0" w:firstColumn="0" w:lastColumn="0" w:noHBand="0" w:noVBand="0"/>
       </w:tblPr>
       <w:tblGrid>
-        <w:gridCol w:w="912"/>
-        <w:gridCol w:w="714"/>
-        <w:gridCol w:w="520"/>
-        <w:gridCol w:w="781"/>
-        <w:gridCol w:w="651"/>
-        <w:gridCol w:w="782"/>
-        <w:gridCol w:w="976"/>
-        <w:gridCol w:w="976"/>
-        <w:gridCol w:w="781"/>
-        <w:gridCol w:w="1173"/>
-        <w:gridCol w:w="911"/>
-        <w:gridCol w:w="913"/>
+        <w:gridCol w:w="893"/>
+        <w:gridCol w:w="698"/>
+        <w:gridCol w:w="509"/>
+        <w:gridCol w:w="764"/>
+        <w:gridCol w:w="637"/>
+        <w:gridCol w:w="765"/>
+        <w:gridCol w:w="954"/>
+        <w:gridCol w:w="954"/>
+        <w:gridCol w:w="764"/>
+        <w:gridCol w:w="1147"/>
+        <w:gridCol w:w="891"/>
+        <w:gridCol w:w="893"/>
       </w:tblGrid>
       <w:tr>
         <w:trPr>
@@ -16400,8 +16550,8 @@
                 <w:rFonts w:ascii="Cambria" w:eastAsia="Cambria" w:hAnsi="Cambria"/>
               </w:rPr>
             </w:pPr>
-            <w:bookmarkStart w:id="11" w:name="test-results-log"/>
-            <w:bookmarkEnd w:id="11"/>
+            <w:bookmarkStart w:id="12" w:name="test-results-log"/>
+            <w:bookmarkEnd w:id="12"/>
           </w:p>
         </w:tc>
       </w:tr>
@@ -16445,9 +16595,9 @@
         <w:tblLook w:val="0020" w:firstRow="1" w:lastRow="0" w:firstColumn="0" w:lastColumn="0" w:noHBand="0" w:noVBand="0"/>
       </w:tblPr>
       <w:tblGrid>
-        <w:gridCol w:w="3258"/>
-        <w:gridCol w:w="5670"/>
-        <w:gridCol w:w="1059"/>
+        <w:gridCol w:w="3186"/>
+        <w:gridCol w:w="5542"/>
+        <w:gridCol w:w="1040"/>
       </w:tblGrid>
       <w:tr>
         <w:trPr>
@@ -16966,6 +17116,7 @@
               <w:rPr>
                 <w:rFonts w:eastAsia="Cambria"/>
               </w:rPr>
+              <w:lastRenderedPageBreak/>
               <w:t>Incident response procedure in place</w:t>
             </w:r>
           </w:p>
@@ -17029,7 +17180,7 @@
         <w:tblLook w:val="0000" w:firstRow="0" w:lastRow="0" w:firstColumn="0" w:lastColumn="0" w:noHBand="0" w:noVBand="0"/>
       </w:tblPr>
       <w:tblGrid>
-        <w:gridCol w:w="9987"/>
+        <w:gridCol w:w="9768"/>
       </w:tblGrid>
       <w:tr>
         <w:tc>
@@ -17137,33 +17288,36 @@
       <w:pPr>
         <w:pStyle w:val="BodyText"/>
       </w:pPr>
-      <w:r>
-        <w:t>Cooperative Enterprises</w:t>
-      </w:r>
-      <w:r>
-        <w:t xml:space="preserve"> AI </w:t>
-      </w:r>
       <w:proofErr w:type="gramStart"/>
       <w:r>
-        <w:t>System  Testing</w:t>
+        <w:t>Cooperative</w:t>
+      </w:r>
+      <w:r>
+        <w:t xml:space="preserve"> </w:t>
+      </w:r>
+      <w:r>
+        <w:t xml:space="preserve"> AI</w:t>
       </w:r>
       <w:proofErr w:type="gramEnd"/>
       <w:r>
-        <w:t xml:space="preserve"> &amp; Validation Documentation | </w:t>
-      </w:r>
-      <w:r>
-        <w:t>COOPERATIVE ENTERPRISES</w:t>
+        <w:t xml:space="preserve"> System  Testing &amp; Validation Documentation | </w:t>
+      </w:r>
+      <w:r>
+        <w:t>COOPERATIVE</w:t>
+      </w:r>
+      <w:r>
+        <w:t xml:space="preserve"> </w:t>
       </w:r>
       <w:r>
         <w:t xml:space="preserve"> | June 2026</w:t>
       </w:r>
-      <w:bookmarkEnd w:id="7"/>
+      <w:bookmarkEnd w:id="8"/>
     </w:p>
     <w:p>
       <w:pPr>
         <w:pStyle w:val="Heading1"/>
       </w:pPr>
-      <w:bookmarkStart w:id="12" w:name="part-c-humanai-training-framework"/>
+      <w:bookmarkStart w:id="13" w:name="part-c-humanai-training-framework"/>
       <w:r>
         <w:t xml:space="preserve">Part </w:t>
       </w:r>
@@ -17180,7 +17334,7 @@
       <w:pPr>
         <w:pStyle w:val="Heading2"/>
       </w:pPr>
-      <w:bookmarkStart w:id="13" w:name="X98041e1fbc101af63f81d5714ba003a5c057ae2"/>
+      <w:bookmarkStart w:id="14" w:name="X98041e1fbc101af63f81d5714ba003a5c057ae2"/>
       <w:r>
         <w:t xml:space="preserve">1. Why Training Is a Separate Control </w:t>
       </w:r>
@@ -17216,13 +17370,13 @@
       <w:r>
         <w:t xml:space="preserve"> it is the same distinction raised during CAS implementation planning: an experienced reviewer's confident glance at a fluent, correctly-formatted AI answer is not a safeguard, it is a description of how automation bias actually happens. Training is aimed directly at that gap.</w:t>
       </w:r>
-      <w:bookmarkEnd w:id="13"/>
+      <w:bookmarkEnd w:id="14"/>
     </w:p>
     <w:p>
       <w:pPr>
         <w:pStyle w:val="Heading2"/>
       </w:pPr>
-      <w:bookmarkStart w:id="14" w:name="X5f9834452ce2e0d7a0ec60d7dca917268a150f2"/>
+      <w:bookmarkStart w:id="15" w:name="X5f9834452ce2e0d7a0ec60d7dca917268a150f2"/>
       <w:r>
         <w:t>2. Core Training Content: Recognizing Wrong-but-Fluent Output</w:t>
       </w:r>
@@ -17258,9 +17412,9 @@
         <w:tblLook w:val="0020" w:firstRow="1" w:lastRow="0" w:firstColumn="0" w:lastColumn="0" w:noHBand="0" w:noVBand="0"/>
       </w:tblPr>
       <w:tblGrid>
-        <w:gridCol w:w="2988"/>
-        <w:gridCol w:w="3270"/>
-        <w:gridCol w:w="3729"/>
+        <w:gridCol w:w="2923"/>
+        <w:gridCol w:w="3198"/>
+        <w:gridCol w:w="3647"/>
       </w:tblGrid>
       <w:tr>
         <w:trPr>
@@ -17473,7 +17627,14 @@
               <w:rPr>
                 <w:rFonts w:eastAsia="Cambria"/>
               </w:rPr>
-              <w:t>., treating a reactivated account as continuously active tenure.</w:t>
+              <w:t xml:space="preserve">., </w:t>
+            </w:r>
+            <w:r>
+              <w:rPr>
+                <w:rFonts w:eastAsia="Cambria"/>
+              </w:rPr>
+              <w:lastRenderedPageBreak/>
+              <w:t>treating a reactivated account as continuously active tenure.</w:t>
             </w:r>
           </w:p>
         </w:tc>
@@ -17492,7 +17653,15 @@
               <w:rPr>
                 <w:rFonts w:eastAsia="Cambria"/>
               </w:rPr>
-              <w:t>The numbers and policy language are all individually correct; only cross-checking the member's actual history reveals the misclassification.</w:t>
+              <w:lastRenderedPageBreak/>
+              <w:t xml:space="preserve">The numbers and policy language are all individually correct; only cross-checking the </w:t>
+            </w:r>
+            <w:r>
+              <w:rPr>
+                <w:rFonts w:eastAsia="Cambria"/>
+              </w:rPr>
+              <w:lastRenderedPageBreak/>
+              <w:t>member's actual history reveals the misclassification.</w:t>
             </w:r>
           </w:p>
         </w:tc>
@@ -17583,7 +17752,7 @@
       <w:r>
         <w:t xml:space="preserve"> are examples of a general pattern (fluent output can be wrong in ways formatting cannot reveal) that staff should hold as a standing default, not a checklist.</w:t>
       </w:r>
-      <w:bookmarkEnd w:id="14"/>
+      <w:bookmarkEnd w:id="15"/>
     </w:p>
     <w:p>
       <w:pPr>
@@ -17618,9 +17787,9 @@
         <w:tblLook w:val="0020" w:firstRow="1" w:lastRow="0" w:firstColumn="0" w:lastColumn="0" w:noHBand="0" w:noVBand="0"/>
       </w:tblPr>
       <w:tblGrid>
-        <w:gridCol w:w="1728"/>
-        <w:gridCol w:w="3510"/>
-        <w:gridCol w:w="4749"/>
+        <w:gridCol w:w="1693"/>
+        <w:gridCol w:w="3433"/>
+        <w:gridCol w:w="4642"/>
       </w:tblGrid>
       <w:tr>
         <w:trPr>
@@ -17984,8 +18153,8 @@
               </w:rPr>
               <w:t xml:space="preserve"> AI may be citing a policy that is no longer current.”</w:t>
             </w:r>
-            <w:bookmarkStart w:id="15" w:name="Xab08a259cdea26cfaa4c2ccf3c5aa1e7ce38401"/>
-            <w:bookmarkEnd w:id="15"/>
+            <w:bookmarkStart w:id="16" w:name="Xab08a259cdea26cfaa4c2ccf3c5aa1e7ce38401"/>
+            <w:bookmarkEnd w:id="16"/>
           </w:p>
         </w:tc>
       </w:tr>
@@ -18030,6 +18199,7 @@
         </w:numPr>
       </w:pPr>
       <w:r>
+        <w:lastRenderedPageBreak/>
         <w:t xml:space="preserve">New-hire track begins with the narrowed </w:t>
       </w:r>
       <w:proofErr w:type="spellStart"/>
@@ -18068,7 +18238,6 @@
         </w:numPr>
       </w:pPr>
       <w:r>
-        <w:lastRenderedPageBreak/>
         <w:t xml:space="preserve">Graduation from the new-staff template to full role-based access requires a defined </w:t>
       </w:r>
       <w:r>
@@ -18096,7 +18265,7 @@
       <w:pPr>
         <w:pStyle w:val="Heading2"/>
       </w:pPr>
-      <w:bookmarkStart w:id="16" w:name="recurring-cadence-not-a-one-time-session"/>
+      <w:bookmarkStart w:id="17" w:name="recurring-cadence-not-a-one-time-session"/>
       <w:r>
         <w:t>5. Recurring Cadence, Not a One-Time Session</w:t>
       </w:r>
@@ -18136,13 +18305,13 @@
       <w:r>
         <w:t>Any Critical finding surfaced through the Simulation Plan's testing events, or through the error-flagging loop once live, should be folded back into the next refresher cycle  training content should evolve from real findings, not stay fixed at launch.</w:t>
       </w:r>
-      <w:bookmarkEnd w:id="16"/>
+      <w:bookmarkEnd w:id="17"/>
     </w:p>
     <w:p>
       <w:pPr>
         <w:pStyle w:val="Heading2"/>
       </w:pPr>
-      <w:bookmarkStart w:id="17" w:name="ownership"/>
+      <w:bookmarkStart w:id="18" w:name="ownership"/>
       <w:r>
         <w:t>6. Ownership</w:t>
       </w:r>
@@ -18159,19 +18328,35 @@
       <w:pPr>
         <w:pStyle w:val="BodyText"/>
       </w:pPr>
+      <w:proofErr w:type="gramStart"/>
       <w:r>
         <w:rPr>
           <w:i/>
           <w:iCs/>
         </w:rPr>
-        <w:t>Cooperative Enterprises</w:t>
+        <w:t>Cooperative</w:t>
       </w:r>
       <w:r>
         <w:rPr>
           <w:i/>
           <w:iCs/>
         </w:rPr>
-        <w:t xml:space="preserve"> AI </w:t>
+        <w:t xml:space="preserve"> </w:t>
+      </w:r>
+      <w:r>
+        <w:rPr>
+          <w:i/>
+          <w:iCs/>
+        </w:rPr>
+        <w:t xml:space="preserve"> AI</w:t>
+      </w:r>
+      <w:proofErr w:type="gramEnd"/>
+      <w:r>
+        <w:rPr>
+          <w:i/>
+          <w:iCs/>
+        </w:rPr>
+        <w:t xml:space="preserve"> </w:t>
       </w:r>
       <w:r>
         <w:rPr>
@@ -18192,7 +18377,14 @@
           <w:i/>
           <w:iCs/>
         </w:rPr>
-        <w:t>COOPERATIVE ENTERPRISES</w:t>
+        <w:t>COOPERATIVE</w:t>
+      </w:r>
+      <w:r>
+        <w:rPr>
+          <w:i/>
+          <w:iCs/>
+        </w:rPr>
+        <w:t xml:space="preserve"> </w:t>
       </w:r>
       <w:r>
         <w:rPr>
@@ -18227,7 +18419,7 @@
       <w:pPr>
         <w:pStyle w:val="Heading3"/>
       </w:pPr>
-      <w:bookmarkStart w:id="18" w:name="Xcead69b47f2a57e16d1a47dad215a0ea6570909"/>
+      <w:bookmarkStart w:id="19" w:name="Xcead69b47f2a57e16d1a47dad215a0ea6570909"/>
       <w:r>
         <w:t xml:space="preserve">7. Tenure-Aware </w:t>
       </w:r>
@@ -18336,6 +18528,7 @@
         </w:numPr>
       </w:pPr>
       <w:r>
+        <w:lastRenderedPageBreak/>
         <w:t xml:space="preserve">A defined graduation path (time-based, supervisor sign-off, or </w:t>
       </w:r>
       <w:r>
@@ -18350,7 +18543,6 @@
         <w:pStyle w:val="FirstParagraph"/>
       </w:pPr>
       <w:r>
-        <w:lastRenderedPageBreak/>
         <w:t>This concept is not yet incorporated into the Simulation Plan's role selector (currently Loan Officer / Admin only) or the Implementation Strategy's access matrix. It is recorded here as a design addition to carry into both when that work resumes, and is expanded on operationally in the companion Human/AI Training document.</w:t>
       </w:r>
     </w:p>
@@ -18358,19 +18550,35 @@
       <w:pPr>
         <w:pStyle w:val="BodyText"/>
       </w:pPr>
+      <w:proofErr w:type="gramStart"/>
       <w:r>
         <w:rPr>
           <w:i/>
           <w:iCs/>
         </w:rPr>
-        <w:t>Cooperative Enterprises</w:t>
+        <w:t>Cooperative</w:t>
       </w:r>
       <w:r>
         <w:rPr>
           <w:i/>
           <w:iCs/>
         </w:rPr>
-        <w:t xml:space="preserve"> AI </w:t>
+        <w:t xml:space="preserve"> </w:t>
+      </w:r>
+      <w:r>
+        <w:rPr>
+          <w:i/>
+          <w:iCs/>
+        </w:rPr>
+        <w:t xml:space="preserve"> AI</w:t>
+      </w:r>
+      <w:proofErr w:type="gramEnd"/>
+      <w:r>
+        <w:rPr>
+          <w:i/>
+          <w:iCs/>
+        </w:rPr>
+        <w:t xml:space="preserve"> </w:t>
       </w:r>
       <w:r>
         <w:rPr>
@@ -18391,7 +18599,14 @@
           <w:i/>
           <w:iCs/>
         </w:rPr>
-        <w:t>COOPERATIVE ENTERPRISES</w:t>
+        <w:t>COOPERATIVE</w:t>
+      </w:r>
+      <w:r>
+        <w:rPr>
+          <w:i/>
+          <w:iCs/>
+        </w:rPr>
+        <w:t xml:space="preserve"> </w:t>
       </w:r>
       <w:r>
         <w:rPr>
@@ -18400,42 +18615,42 @@
         </w:rPr>
         <w:t xml:space="preserve"> | July 2026</w:t>
       </w:r>
-      <w:bookmarkEnd w:id="17"/>
       <w:bookmarkEnd w:id="18"/>
-    </w:p>
-    <w:p>
-      <w:pPr>
-        <w:pStyle w:val="Heading2"/>
-      </w:pPr>
-      <w:bookmarkStart w:id="19" w:name="e-2"/>
-      <w:r>
-        <w:t>-e</w:t>
-      </w:r>
-      <w:bookmarkEnd w:id="12"/>
       <w:bookmarkEnd w:id="19"/>
     </w:p>
     <w:p>
       <w:pPr>
-        <w:pStyle w:val="Heading1"/>
-      </w:pPr>
-      <w:bookmarkStart w:id="20" w:name="X9cf792b0297105319f35684616a615f673189ee"/>
-      <w:r>
-        <w:t xml:space="preserve">Part </w:t>
-      </w:r>
-      <w:proofErr w:type="gramStart"/>
-      <w:r>
-        <w:t>D  Positioning</w:t>
-      </w:r>
-      <w:proofErr w:type="gramEnd"/>
-      <w:r>
-        <w:t xml:space="preserve"> Clarifications (from Addendum)</w:t>
-      </w:r>
+        <w:pStyle w:val="Heading2"/>
+      </w:pPr>
+      <w:bookmarkStart w:id="20" w:name="e-2"/>
+      <w:r>
+        <w:t>-e</w:t>
+      </w:r>
+      <w:bookmarkEnd w:id="13"/>
+      <w:bookmarkEnd w:id="20"/>
     </w:p>
     <w:p>
       <w:pPr>
+        <w:pStyle w:val="Heading1"/>
+      </w:pPr>
+      <w:bookmarkStart w:id="21" w:name="X9cf792b0297105319f35684616a615f673189ee"/>
+      <w:r>
+        <w:t xml:space="preserve">Part </w:t>
+      </w:r>
+      <w:proofErr w:type="gramStart"/>
+      <w:r>
+        <w:t>D  Positioning</w:t>
+      </w:r>
+      <w:proofErr w:type="gramEnd"/>
+      <w:r>
+        <w:t xml:space="preserve"> Clarifications (from Addendum)</w:t>
+      </w:r>
+    </w:p>
+    <w:p>
+      <w:pPr>
         <w:pStyle w:val="Heading3"/>
       </w:pPr>
-      <w:bookmarkStart w:id="21" w:name="Xe5a4243888b6929730012c8c65d8aade1ccb66b"/>
+      <w:bookmarkStart w:id="22" w:name="Xe5a4243888b6929730012c8c65d8aade1ccb66b"/>
       <w:r>
         <w:t>1. Mini-Test vs. </w:t>
       </w:r>
@@ -18471,9 +18686,9 @@
         <w:tblLook w:val="0020" w:firstRow="1" w:lastRow="0" w:firstColumn="0" w:lastColumn="0" w:noHBand="0" w:noVBand="0"/>
       </w:tblPr>
       <w:tblGrid>
-        <w:gridCol w:w="2051"/>
-        <w:gridCol w:w="3457"/>
-        <w:gridCol w:w="4479"/>
+        <w:gridCol w:w="2008"/>
+        <w:gridCol w:w="3381"/>
+        <w:gridCol w:w="4379"/>
       </w:tblGrid>
       <w:tr>
         <w:trPr>
@@ -19042,17 +19257,14 @@
         <w:pStyle w:val="BodyText"/>
       </w:pPr>
       <w:r>
+        <w:lastRenderedPageBreak/>
         <w:t>The explicit conclusion: a fully passing n8n mini-test is a necessary but not sufficient condition for pilot readiness. It retires assumptions about rule correctness (Implementation Strategy §4.1, trust boundaries) but leaves every assumption in Simulation Plan §</w:t>
       </w:r>
       <w:r>
         <w:t>3.1 staff</w:t>
       </w:r>
       <w:r>
-        <w:t xml:space="preserve"> behavior, review friction </w:t>
-      </w:r>
-      <w:r>
-        <w:lastRenderedPageBreak/>
-        <w:t xml:space="preserve">efficacy, confidence-indicator </w:t>
+        <w:t xml:space="preserve"> behavior, review friction efficacy, confidence-indicator </w:t>
       </w:r>
       <w:r>
         <w:t>usability completely</w:t>
@@ -19080,13 +19292,13 @@
       <w:r>
         <w:t xml:space="preserve"> Clarified</w:t>
       </w:r>
-      <w:bookmarkEnd w:id="21"/>
+      <w:bookmarkEnd w:id="22"/>
     </w:p>
     <w:p>
       <w:pPr>
         <w:pStyle w:val="Heading3"/>
       </w:pPr>
-      <w:bookmarkStart w:id="22" w:name="ux-vs.-governance-relationship-clarified"/>
+      <w:bookmarkStart w:id="23" w:name="ux-vs.-governance-relationship-clarified"/>
       <w:r>
         <w:t>5. UX vs. </w:t>
       </w:r>
@@ -19114,24 +19326,22 @@
       <w:r>
         <w:t xml:space="preserve"> collapses a multi-step manual process (Enhancement Report §6.1) into one plain-language request. Governance is why that adoption is </w:t>
       </w:r>
-      <w:bookmarkStart w:id="23" w:name="_GoBack"/>
+      <w:r>
+        <w:t>safe without</w:t>
+      </w:r>
+      <w:r>
+        <w:t xml:space="preserve"> it, a fast and pleasant interface just makes it easier to trust a wrong answer faster. The two are not competing priorities to balance; good UX is what makes governance operate invisibly and consistently rather than becoming friction staff route around (Concept §4.3). Neither is “more important” in </w:t>
+      </w:r>
+      <w:proofErr w:type="gramStart"/>
+      <w:r>
+        <w:t>isolation  UX</w:t>
+      </w:r>
+      <w:proofErr w:type="gramEnd"/>
+      <w:r>
+        <w:t xml:space="preserve"> without governance is a faster way to be confidently wrong; governance without usable UX does not get adopted at all.</w:t>
+      </w:r>
+      <w:bookmarkEnd w:id="21"/>
       <w:bookmarkEnd w:id="23"/>
-      <w:r>
-        <w:t>safe without</w:t>
-      </w:r>
-      <w:r>
-        <w:t xml:space="preserve"> it, a fast and pleasant interface just makes it easier to trust a wrong answer faster. The two are not competing priorities to balance; good UX is what makes governance operate invisibly and consistently rather than becoming friction staff route around (Concept §4.3). Neither is “more important” in </w:t>
-      </w:r>
-      <w:proofErr w:type="gramStart"/>
-      <w:r>
-        <w:t>isolation  UX</w:t>
-      </w:r>
-      <w:proofErr w:type="gramEnd"/>
-      <w:r>
-        <w:t xml:space="preserve"> without governance is a faster way to be confidently wrong; governance without usable UX does not get adopted at all.</w:t>
-      </w:r>
-      <w:bookmarkEnd w:id="20"/>
-      <w:bookmarkEnd w:id="22"/>
     </w:p>
     <w:sectPr>
       <w:pgSz w:w="12240" w:h="15840"/>
@@ -20357,6 +20567,13 @@
     <w:lsdException w:name="Medium Shading 2"/>
     <w:lsdException w:name="Medium List 1"/>
     <w:lsdException w:name="Medium List 2"/>
+    <w:lsdException w:name="Medium Grid 1"/>
+    <w:lsdException w:name="Medium Grid 2"/>
+    <w:lsdException w:name="Medium Grid 3"/>
+    <w:lsdException w:name="Dark List"/>
+    <w:lsdException w:name="Colorful Shading"/>
+    <w:lsdException w:name="Colorful List"/>
+    <w:lsdException w:name="Colorful Grid"/>
     <w:lsdException w:name="Light Shading Accent 1"/>
     <w:lsdException w:name="Light List Accent 1"/>
     <w:lsdException w:name="Light Grid Accent 1"/>
